--- a/Project Documents/Team2-CSC445-SDD.docx
+++ b/Project Documents/Team2-CSC445-SDD.docx
@@ -311,7 +311,19 @@
         <w:rPr>
           <w:sz w:val="31"/>
         </w:rPr>
-        <w:t xml:space="preserve">Name (s): </w:t>
+        <w:t>Name</w:t>
+      </w:r>
+      <w:r>
+        <w:rPr>
+          <w:sz w:val="31"/>
+        </w:rPr>
+        <w:t>s</w:t>
+      </w:r>
+      <w:r>
+        <w:rPr>
+          <w:sz w:val="31"/>
+        </w:rPr>
+        <w:t xml:space="preserve">: </w:t>
       </w:r>
       <w:r>
         <w:rPr>
@@ -367,7 +379,31 @@
         <w:rPr>
           <w:sz w:val="23"/>
         </w:rPr>
-        <w:t>04/06/2026</w:t>
+        <w:t>0</w:t>
+      </w:r>
+      <w:r>
+        <w:rPr>
+          <w:sz w:val="23"/>
+        </w:rPr>
+        <w:t>5</w:t>
+      </w:r>
+      <w:r>
+        <w:rPr>
+          <w:sz w:val="23"/>
+        </w:rPr>
+        <w:t>/0</w:t>
+      </w:r>
+      <w:r>
+        <w:rPr>
+          <w:sz w:val="23"/>
+        </w:rPr>
+        <w:t>7</w:t>
+      </w:r>
+      <w:r>
+        <w:rPr>
+          <w:sz w:val="23"/>
+        </w:rPr>
+        <w:t>/2026</w:t>
       </w:r>
       <w:r>
         <w:rPr>
@@ -607,7 +643,7 @@
         <w:t xml:space="preserve"> </w:t>
       </w:r>
     </w:p>
-    <w:bookmarkStart w:id="0" w:name="_Toc226569503" w:displacedByCustomXml="next"/>
+    <w:bookmarkStart w:id="0" w:name="_Toc229090679" w:displacedByCustomXml="next"/>
     <w:sdt>
       <w:sdtPr>
         <w:rPr>
@@ -676,7 +712,7 @@
           <w:r>
             <w:fldChar w:fldCharType="separate"/>
           </w:r>
-          <w:hyperlink w:anchor="_Toc226569503" w:history="1">
+          <w:hyperlink w:anchor="_Toc229090679" w:history="1">
             <w:r>
               <w:rPr>
                 <w:rStyle w:val="Hyperlink"/>
@@ -704,7 +740,7 @@
                 <w:noProof/>
                 <w:webHidden/>
               </w:rPr>
-              <w:instrText xml:space="preserve"> PAGEREF _Toc226569503 \h </w:instrText>
+              <w:instrText xml:space="preserve"> PAGEREF _Toc229090679 \h </w:instrText>
             </w:r>
             <w:r>
               <w:rPr>
@@ -747,7 +783,7 @@
               <w:color w:val="auto"/>
             </w:rPr>
           </w:pPr>
-          <w:hyperlink w:anchor="_Toc226569504" w:history="1">
+          <w:hyperlink w:anchor="_Toc229090680" w:history="1">
             <w:r>
               <w:rPr>
                 <w:rStyle w:val="Hyperlink"/>
@@ -775,7 +811,7 @@
                 <w:noProof/>
                 <w:webHidden/>
               </w:rPr>
-              <w:instrText xml:space="preserve"> PAGEREF _Toc226569504 \h </w:instrText>
+              <w:instrText xml:space="preserve"> PAGEREF _Toc229090680 \h </w:instrText>
             </w:r>
             <w:r>
               <w:rPr>
@@ -818,7 +854,7 @@
               <w:color w:val="auto"/>
             </w:rPr>
           </w:pPr>
-          <w:hyperlink w:anchor="_Toc226569505" w:history="1">
+          <w:hyperlink w:anchor="_Toc229090681" w:history="1">
             <w:r>
               <w:rPr>
                 <w:rStyle w:val="Hyperlink"/>
@@ -846,7 +882,7 @@
                 <w:noProof/>
                 <w:webHidden/>
               </w:rPr>
-              <w:instrText xml:space="preserve"> PAGEREF _Toc226569505 \h </w:instrText>
+              <w:instrText xml:space="preserve"> PAGEREF _Toc229090681 \h </w:instrText>
             </w:r>
             <w:r>
               <w:rPr>
@@ -889,7 +925,7 @@
               <w:color w:val="auto"/>
             </w:rPr>
           </w:pPr>
-          <w:hyperlink w:anchor="_Toc226569506" w:history="1">
+          <w:hyperlink w:anchor="_Toc229090682" w:history="1">
             <w:r>
               <w:rPr>
                 <w:rStyle w:val="Hyperlink"/>
@@ -917,7 +953,7 @@
                 <w:noProof/>
                 <w:webHidden/>
               </w:rPr>
-              <w:instrText xml:space="preserve"> PAGEREF _Toc226569506 \h </w:instrText>
+              <w:instrText xml:space="preserve"> PAGEREF _Toc229090682 \h </w:instrText>
             </w:r>
             <w:r>
               <w:rPr>
@@ -960,7 +996,7 @@
               <w:color w:val="auto"/>
             </w:rPr>
           </w:pPr>
-          <w:hyperlink w:anchor="_Toc226569507" w:history="1">
+          <w:hyperlink w:anchor="_Toc229090683" w:history="1">
             <w:r>
               <w:rPr>
                 <w:rStyle w:val="Hyperlink"/>
@@ -988,7 +1024,7 @@
                 <w:noProof/>
                 <w:webHidden/>
               </w:rPr>
-              <w:instrText xml:space="preserve"> PAGEREF _Toc226569507 \h </w:instrText>
+              <w:instrText xml:space="preserve"> PAGEREF _Toc229090683 \h </w:instrText>
             </w:r>
             <w:r>
               <w:rPr>
@@ -1031,7 +1067,7 @@
               <w:color w:val="auto"/>
             </w:rPr>
           </w:pPr>
-          <w:hyperlink w:anchor="_Toc226569508" w:history="1">
+          <w:hyperlink w:anchor="_Toc229090684" w:history="1">
             <w:r>
               <w:rPr>
                 <w:rStyle w:val="Hyperlink"/>
@@ -1058,7 +1094,7 @@
                 <w:noProof/>
                 <w:webHidden/>
               </w:rPr>
-              <w:instrText xml:space="preserve"> PAGEREF _Toc226569508 \h </w:instrText>
+              <w:instrText xml:space="preserve"> PAGEREF _Toc229090684 \h </w:instrText>
             </w:r>
             <w:r>
               <w:rPr>
@@ -1101,7 +1137,7 @@
               <w:color w:val="auto"/>
             </w:rPr>
           </w:pPr>
-          <w:hyperlink w:anchor="_Toc226569509" w:history="1">
+          <w:hyperlink w:anchor="_Toc229090685" w:history="1">
             <w:r>
               <w:rPr>
                 <w:rStyle w:val="Hyperlink"/>
@@ -1129,7 +1165,7 @@
                 <w:noProof/>
                 <w:webHidden/>
               </w:rPr>
-              <w:instrText xml:space="preserve"> PAGEREF _Toc226569509 \h </w:instrText>
+              <w:instrText xml:space="preserve"> PAGEREF _Toc229090685 \h </w:instrText>
             </w:r>
             <w:r>
               <w:rPr>
@@ -1172,7 +1208,7 @@
               <w:color w:val="auto"/>
             </w:rPr>
           </w:pPr>
-          <w:hyperlink w:anchor="_Toc226569510" w:history="1">
+          <w:hyperlink w:anchor="_Toc229090686" w:history="1">
             <w:r>
               <w:rPr>
                 <w:rStyle w:val="Hyperlink"/>
@@ -1200,7 +1236,7 @@
                 <w:noProof/>
                 <w:webHidden/>
               </w:rPr>
-              <w:instrText xml:space="preserve"> PAGEREF _Toc226569510 \h </w:instrText>
+              <w:instrText xml:space="preserve"> PAGEREF _Toc229090686 \h </w:instrText>
             </w:r>
             <w:r>
               <w:rPr>
@@ -1243,7 +1279,7 @@
               <w:color w:val="auto"/>
             </w:rPr>
           </w:pPr>
-          <w:hyperlink w:anchor="_Toc226569511" w:history="1">
+          <w:hyperlink w:anchor="_Toc229090687" w:history="1">
             <w:r>
               <w:rPr>
                 <w:rStyle w:val="Hyperlink"/>
@@ -1271,7 +1307,7 @@
                 <w:noProof/>
                 <w:webHidden/>
               </w:rPr>
-              <w:instrText xml:space="preserve"> PAGEREF _Toc226569511 \h </w:instrText>
+              <w:instrText xml:space="preserve"> PAGEREF _Toc229090687 \h </w:instrText>
             </w:r>
             <w:r>
               <w:rPr>
@@ -1314,7 +1350,7 @@
               <w:color w:val="auto"/>
             </w:rPr>
           </w:pPr>
-          <w:hyperlink w:anchor="_Toc226569512" w:history="1">
+          <w:hyperlink w:anchor="_Toc229090688" w:history="1">
             <w:r>
               <w:rPr>
                 <w:rStyle w:val="Hyperlink"/>
@@ -1342,7 +1378,7 @@
                 <w:noProof/>
                 <w:webHidden/>
               </w:rPr>
-              <w:instrText xml:space="preserve"> PAGEREF _Toc226569512 \h </w:instrText>
+              <w:instrText xml:space="preserve"> PAGEREF _Toc229090688 \h </w:instrText>
             </w:r>
             <w:r>
               <w:rPr>
@@ -1385,7 +1421,7 @@
               <w:color w:val="auto"/>
             </w:rPr>
           </w:pPr>
-          <w:hyperlink w:anchor="_Toc226569513" w:history="1">
+          <w:hyperlink w:anchor="_Toc229090689" w:history="1">
             <w:r>
               <w:rPr>
                 <w:rStyle w:val="Hyperlink"/>
@@ -1413,7 +1449,7 @@
                 <w:noProof/>
                 <w:webHidden/>
               </w:rPr>
-              <w:instrText xml:space="preserve"> PAGEREF _Toc226569513 \h </w:instrText>
+              <w:instrText xml:space="preserve"> PAGEREF _Toc229090689 \h </w:instrText>
             </w:r>
             <w:r>
               <w:rPr>
@@ -1456,7 +1492,7 @@
               <w:color w:val="auto"/>
             </w:rPr>
           </w:pPr>
-          <w:hyperlink w:anchor="_Toc226569514" w:history="1">
+          <w:hyperlink w:anchor="_Toc229090690" w:history="1">
             <w:r>
               <w:rPr>
                 <w:rStyle w:val="Hyperlink"/>
@@ -1484,7 +1520,7 @@
                 <w:noProof/>
                 <w:webHidden/>
               </w:rPr>
-              <w:instrText xml:space="preserve"> PAGEREF _Toc226569514 \h </w:instrText>
+              <w:instrText xml:space="preserve"> PAGEREF _Toc229090690 \h </w:instrText>
             </w:r>
             <w:r>
               <w:rPr>
@@ -1504,7 +1540,7 @@
                 <w:noProof/>
                 <w:webHidden/>
               </w:rPr>
-              <w:t>9</w:t>
+              <w:t>11</w:t>
             </w:r>
             <w:r>
               <w:rPr>
@@ -1527,7 +1563,7 @@
               <w:color w:val="auto"/>
             </w:rPr>
           </w:pPr>
-          <w:hyperlink w:anchor="_Toc226569515" w:history="1">
+          <w:hyperlink w:anchor="_Toc229090691" w:history="1">
             <w:r>
               <w:rPr>
                 <w:rStyle w:val="Hyperlink"/>
@@ -1555,7 +1591,7 @@
                 <w:noProof/>
                 <w:webHidden/>
               </w:rPr>
-              <w:instrText xml:space="preserve"> PAGEREF _Toc226569515 \h </w:instrText>
+              <w:instrText xml:space="preserve"> PAGEREF _Toc229090691 \h </w:instrText>
             </w:r>
             <w:r>
               <w:rPr>
@@ -1575,7 +1611,7 @@
                 <w:noProof/>
                 <w:webHidden/>
               </w:rPr>
-              <w:t>10</w:t>
+              <w:t>11</w:t>
             </w:r>
             <w:r>
               <w:rPr>
@@ -1598,7 +1634,7 @@
               <w:color w:val="auto"/>
             </w:rPr>
           </w:pPr>
-          <w:hyperlink w:anchor="_Toc226569516" w:history="1">
+          <w:hyperlink w:anchor="_Toc229090692" w:history="1">
             <w:r>
               <w:rPr>
                 <w:rStyle w:val="Hyperlink"/>
@@ -1626,7 +1662,7 @@
                 <w:noProof/>
                 <w:webHidden/>
               </w:rPr>
-              <w:instrText xml:space="preserve"> PAGEREF _Toc226569516 \h </w:instrText>
+              <w:instrText xml:space="preserve"> PAGEREF _Toc229090692 \h </w:instrText>
             </w:r>
             <w:r>
               <w:rPr>
@@ -1646,7 +1682,7 @@
                 <w:noProof/>
                 <w:webHidden/>
               </w:rPr>
-              <w:t>10</w:t>
+              <w:t>11</w:t>
             </w:r>
             <w:r>
               <w:rPr>
@@ -1669,7 +1705,7 @@
               <w:color w:val="auto"/>
             </w:rPr>
           </w:pPr>
-          <w:hyperlink w:anchor="_Toc226569517" w:history="1">
+          <w:hyperlink w:anchor="_Toc229090693" w:history="1">
             <w:r>
               <w:rPr>
                 <w:rStyle w:val="Hyperlink"/>
@@ -1697,7 +1733,7 @@
                 <w:noProof/>
                 <w:webHidden/>
               </w:rPr>
-              <w:instrText xml:space="preserve"> PAGEREF _Toc226569517 \h </w:instrText>
+              <w:instrText xml:space="preserve"> PAGEREF _Toc229090693 \h </w:instrText>
             </w:r>
             <w:r>
               <w:rPr>
@@ -1717,7 +1753,7 @@
                 <w:noProof/>
                 <w:webHidden/>
               </w:rPr>
-              <w:t>11</w:t>
+              <w:t>12</w:t>
             </w:r>
             <w:r>
               <w:rPr>
@@ -1740,7 +1776,7 @@
               <w:color w:val="auto"/>
             </w:rPr>
           </w:pPr>
-          <w:hyperlink w:anchor="_Toc226569518" w:history="1">
+          <w:hyperlink w:anchor="_Toc229090694" w:history="1">
             <w:r>
               <w:rPr>
                 <w:rStyle w:val="Hyperlink"/>
@@ -1768,7 +1804,7 @@
                 <w:noProof/>
                 <w:webHidden/>
               </w:rPr>
-              <w:instrText xml:space="preserve"> PAGEREF _Toc226569518 \h </w:instrText>
+              <w:instrText xml:space="preserve"> PAGEREF _Toc229090694 \h </w:instrText>
             </w:r>
             <w:r>
               <w:rPr>
@@ -1788,7 +1824,7 @@
                 <w:noProof/>
                 <w:webHidden/>
               </w:rPr>
-              <w:t>12</w:t>
+              <w:t>13</w:t>
             </w:r>
             <w:r>
               <w:rPr>
@@ -1811,7 +1847,7 @@
               <w:color w:val="auto"/>
             </w:rPr>
           </w:pPr>
-          <w:hyperlink w:anchor="_Toc226569519" w:history="1">
+          <w:hyperlink w:anchor="_Toc229090695" w:history="1">
             <w:r>
               <w:rPr>
                 <w:rStyle w:val="Hyperlink"/>
@@ -1839,7 +1875,7 @@
                 <w:noProof/>
                 <w:webHidden/>
               </w:rPr>
-              <w:instrText xml:space="preserve"> PAGEREF _Toc226569519 \h </w:instrText>
+              <w:instrText xml:space="preserve"> PAGEREF _Toc229090695 \h </w:instrText>
             </w:r>
             <w:r>
               <w:rPr>
@@ -1859,7 +1895,7 @@
                 <w:noProof/>
                 <w:webHidden/>
               </w:rPr>
-              <w:t>12</w:t>
+              <w:t>13</w:t>
             </w:r>
             <w:r>
               <w:rPr>
@@ -1882,7 +1918,7 @@
               <w:color w:val="auto"/>
             </w:rPr>
           </w:pPr>
-          <w:hyperlink w:anchor="_Toc226569520" w:history="1">
+          <w:hyperlink w:anchor="_Toc229090696" w:history="1">
             <w:r>
               <w:rPr>
                 <w:rStyle w:val="Hyperlink"/>
@@ -1910,7 +1946,7 @@
                 <w:noProof/>
                 <w:webHidden/>
               </w:rPr>
-              <w:instrText xml:space="preserve"> PAGEREF _Toc226569520 \h </w:instrText>
+              <w:instrText xml:space="preserve"> PAGEREF _Toc229090696 \h </w:instrText>
             </w:r>
             <w:r>
               <w:rPr>
@@ -1930,7 +1966,7 @@
                 <w:noProof/>
                 <w:webHidden/>
               </w:rPr>
-              <w:t>12</w:t>
+              <w:t>14</w:t>
             </w:r>
             <w:r>
               <w:rPr>
@@ -1953,7 +1989,7 @@
               <w:color w:val="auto"/>
             </w:rPr>
           </w:pPr>
-          <w:hyperlink w:anchor="_Toc226569521" w:history="1">
+          <w:hyperlink w:anchor="_Toc229090697" w:history="1">
             <w:r>
               <w:rPr>
                 <w:rStyle w:val="Hyperlink"/>
@@ -1980,7 +2016,7 @@
                 <w:noProof/>
                 <w:webHidden/>
               </w:rPr>
-              <w:instrText xml:space="preserve"> PAGEREF _Toc226569521 \h </w:instrText>
+              <w:instrText xml:space="preserve"> PAGEREF _Toc229090697 \h </w:instrText>
             </w:r>
             <w:r>
               <w:rPr>
@@ -2000,7 +2036,7 @@
                 <w:noProof/>
                 <w:webHidden/>
               </w:rPr>
-              <w:t>12</w:t>
+              <w:t>14</w:t>
             </w:r>
             <w:r>
               <w:rPr>
@@ -2023,7 +2059,7 @@
               <w:color w:val="auto"/>
             </w:rPr>
           </w:pPr>
-          <w:hyperlink w:anchor="_Toc226569522" w:history="1">
+          <w:hyperlink w:anchor="_Toc229090698" w:history="1">
             <w:r>
               <w:rPr>
                 <w:rStyle w:val="Hyperlink"/>
@@ -2050,7 +2086,7 @@
                 <w:noProof/>
                 <w:webHidden/>
               </w:rPr>
-              <w:instrText xml:space="preserve"> PAGEREF _Toc226569522 \h </w:instrText>
+              <w:instrText xml:space="preserve"> PAGEREF _Toc229090698 \h </w:instrText>
             </w:r>
             <w:r>
               <w:rPr>
@@ -2070,7 +2106,7 @@
                 <w:noProof/>
                 <w:webHidden/>
               </w:rPr>
-              <w:t>13</w:t>
+              <w:t>14</w:t>
             </w:r>
             <w:r>
               <w:rPr>
@@ -2093,7 +2129,7 @@
               <w:color w:val="auto"/>
             </w:rPr>
           </w:pPr>
-          <w:hyperlink w:anchor="_Toc226569523" w:history="1">
+          <w:hyperlink w:anchor="_Toc229090699" w:history="1">
             <w:r>
               <w:rPr>
                 <w:rStyle w:val="Hyperlink"/>
@@ -2120,7 +2156,7 @@
                 <w:noProof/>
                 <w:webHidden/>
               </w:rPr>
-              <w:instrText xml:space="preserve"> PAGEREF _Toc226569523 \h </w:instrText>
+              <w:instrText xml:space="preserve"> PAGEREF _Toc229090699 \h </w:instrText>
             </w:r>
             <w:r>
               <w:rPr>
@@ -2140,7 +2176,7 @@
                 <w:noProof/>
                 <w:webHidden/>
               </w:rPr>
-              <w:t>13</w:t>
+              <w:t>15</w:t>
             </w:r>
             <w:r>
               <w:rPr>
@@ -2163,7 +2199,7 @@
               <w:color w:val="auto"/>
             </w:rPr>
           </w:pPr>
-          <w:hyperlink w:anchor="_Toc226569524" w:history="1">
+          <w:hyperlink w:anchor="_Toc229090700" w:history="1">
             <w:r>
               <w:rPr>
                 <w:rStyle w:val="Hyperlink"/>
@@ -2190,7 +2226,7 @@
                 <w:noProof/>
                 <w:webHidden/>
               </w:rPr>
-              <w:instrText xml:space="preserve"> PAGEREF _Toc226569524 \h </w:instrText>
+              <w:instrText xml:space="preserve"> PAGEREF _Toc229090700 \h </w:instrText>
             </w:r>
             <w:r>
               <w:rPr>
@@ -2210,7 +2246,7 @@
                 <w:noProof/>
                 <w:webHidden/>
               </w:rPr>
-              <w:t>14</w:t>
+              <w:t>15</w:t>
             </w:r>
             <w:r>
               <w:rPr>
@@ -2233,7 +2269,7 @@
               <w:color w:val="auto"/>
             </w:rPr>
           </w:pPr>
-          <w:hyperlink w:anchor="_Toc226569525" w:history="1">
+          <w:hyperlink w:anchor="_Toc229090701" w:history="1">
             <w:r>
               <w:rPr>
                 <w:rStyle w:val="Hyperlink"/>
@@ -2260,7 +2296,7 @@
                 <w:noProof/>
                 <w:webHidden/>
               </w:rPr>
-              <w:instrText xml:space="preserve"> PAGEREF _Toc226569525 \h </w:instrText>
+              <w:instrText xml:space="preserve"> PAGEREF _Toc229090701 \h </w:instrText>
             </w:r>
             <w:r>
               <w:rPr>
@@ -2280,7 +2316,7 @@
                 <w:noProof/>
                 <w:webHidden/>
               </w:rPr>
-              <w:t>14</w:t>
+              <w:t>16</w:t>
             </w:r>
             <w:r>
               <w:rPr>
@@ -2303,7 +2339,7 @@
               <w:color w:val="auto"/>
             </w:rPr>
           </w:pPr>
-          <w:hyperlink w:anchor="_Toc226569526" w:history="1">
+          <w:hyperlink w:anchor="_Toc229090702" w:history="1">
             <w:r>
               <w:rPr>
                 <w:rStyle w:val="Hyperlink"/>
@@ -2331,7 +2367,7 @@
                 <w:noProof/>
                 <w:webHidden/>
               </w:rPr>
-              <w:instrText xml:space="preserve"> PAGEREF _Toc226569526 \h </w:instrText>
+              <w:instrText xml:space="preserve"> PAGEREF _Toc229090702 \h </w:instrText>
             </w:r>
             <w:r>
               <w:rPr>
@@ -2351,7 +2387,7 @@
                 <w:noProof/>
                 <w:webHidden/>
               </w:rPr>
-              <w:t>15</w:t>
+              <w:t>16</w:t>
             </w:r>
             <w:r>
               <w:rPr>
@@ -2374,7 +2410,7 @@
               <w:color w:val="auto"/>
             </w:rPr>
           </w:pPr>
-          <w:hyperlink w:anchor="_Toc226569527" w:history="1">
+          <w:hyperlink w:anchor="_Toc229090703" w:history="1">
             <w:r>
               <w:rPr>
                 <w:rStyle w:val="Hyperlink"/>
@@ -2402,7 +2438,7 @@
                 <w:noProof/>
                 <w:webHidden/>
               </w:rPr>
-              <w:instrText xml:space="preserve"> PAGEREF _Toc226569527 \h </w:instrText>
+              <w:instrText xml:space="preserve"> PAGEREF _Toc229090703 \h </w:instrText>
             </w:r>
             <w:r>
               <w:rPr>
@@ -2422,7 +2458,7 @@
                 <w:noProof/>
                 <w:webHidden/>
               </w:rPr>
-              <w:t>15</w:t>
+              <w:t>16</w:t>
             </w:r>
             <w:r>
               <w:rPr>
@@ -2445,7 +2481,7 @@
               <w:color w:val="auto"/>
             </w:rPr>
           </w:pPr>
-          <w:hyperlink w:anchor="_Toc226569528" w:history="1">
+          <w:hyperlink w:anchor="_Toc229090704" w:history="1">
             <w:r>
               <w:rPr>
                 <w:rStyle w:val="Hyperlink"/>
@@ -2473,7 +2509,7 @@
                 <w:noProof/>
                 <w:webHidden/>
               </w:rPr>
-              <w:instrText xml:space="preserve"> PAGEREF _Toc226569528 \h </w:instrText>
+              <w:instrText xml:space="preserve"> PAGEREF _Toc229090704 \h </w:instrText>
             </w:r>
             <w:r>
               <w:rPr>
@@ -2493,7 +2529,7 @@
                 <w:noProof/>
                 <w:webHidden/>
               </w:rPr>
-              <w:t>16</w:t>
+              <w:t>18</w:t>
             </w:r>
             <w:r>
               <w:rPr>
@@ -2516,7 +2552,7 @@
               <w:color w:val="auto"/>
             </w:rPr>
           </w:pPr>
-          <w:hyperlink w:anchor="_Toc226569529" w:history="1">
+          <w:hyperlink w:anchor="_Toc229090705" w:history="1">
             <w:r>
               <w:rPr>
                 <w:rStyle w:val="Hyperlink"/>
@@ -2543,7 +2579,7 @@
                 <w:noProof/>
                 <w:webHidden/>
               </w:rPr>
-              <w:instrText xml:space="preserve"> PAGEREF _Toc226569529 \h </w:instrText>
+              <w:instrText xml:space="preserve"> PAGEREF _Toc229090705 \h </w:instrText>
             </w:r>
             <w:r>
               <w:rPr>
@@ -2563,7 +2599,7 @@
                 <w:noProof/>
                 <w:webHidden/>
               </w:rPr>
-              <w:t>17</w:t>
+              <w:t>19</w:t>
             </w:r>
             <w:r>
               <w:rPr>
@@ -2586,7 +2622,7 @@
               <w:color w:val="auto"/>
             </w:rPr>
           </w:pPr>
-          <w:hyperlink w:anchor="_Toc226569530" w:history="1">
+          <w:hyperlink w:anchor="_Toc229090706" w:history="1">
             <w:r>
               <w:rPr>
                 <w:rStyle w:val="Hyperlink"/>
@@ -2614,7 +2650,7 @@
                 <w:noProof/>
                 <w:webHidden/>
               </w:rPr>
-              <w:instrText xml:space="preserve"> PAGEREF _Toc226569530 \h </w:instrText>
+              <w:instrText xml:space="preserve"> PAGEREF _Toc229090706 \h </w:instrText>
             </w:r>
             <w:r>
               <w:rPr>
@@ -2634,7 +2670,7 @@
                 <w:noProof/>
                 <w:webHidden/>
               </w:rPr>
-              <w:t>19</w:t>
+              <w:t>20</w:t>
             </w:r>
             <w:r>
               <w:rPr>
@@ -2877,7 +2913,7 @@
           <w:szCs w:val="32"/>
         </w:rPr>
       </w:pPr>
-      <w:bookmarkStart w:id="1" w:name="_Toc226569504"/>
+      <w:bookmarkStart w:id="1" w:name="_Toc229090680"/>
       <w:r>
         <w:rPr>
           <w:rFonts w:asciiTheme="majorHAnsi" w:hAnsiTheme="majorHAnsi"/>
@@ -2920,7 +2956,7 @@
           <w:szCs w:val="28"/>
         </w:rPr>
       </w:pPr>
-      <w:bookmarkStart w:id="2" w:name="_Toc226569505"/>
+      <w:bookmarkStart w:id="2" w:name="_Toc229090681"/>
       <w:r>
         <w:rPr>
           <w:rFonts w:asciiTheme="majorHAnsi" w:hAnsiTheme="majorHAnsi"/>
@@ -3074,7 +3110,7 @@
           <w:szCs w:val="28"/>
         </w:rPr>
       </w:pPr>
-      <w:bookmarkStart w:id="3" w:name="_Toc226569506"/>
+      <w:bookmarkStart w:id="3" w:name="_Toc229090682"/>
       <w:r>
         <w:rPr>
           <w:rFonts w:asciiTheme="majorHAnsi" w:hAnsiTheme="majorHAnsi"/>
@@ -3192,7 +3228,7 @@
           <w:szCs w:val="28"/>
         </w:rPr>
       </w:pPr>
-      <w:bookmarkStart w:id="4" w:name="_Toc226569507"/>
+      <w:bookmarkStart w:id="4" w:name="_Toc229090683"/>
       <w:r>
         <w:rPr>
           <w:rFonts w:asciiTheme="majorHAnsi" w:hAnsiTheme="majorHAnsi"/>
@@ -3313,7 +3349,7 @@
       <w:pPr>
         <w:pStyle w:val="Heading2"/>
       </w:pPr>
-      <w:bookmarkStart w:id="5" w:name="_Toc226569508"/>
+      <w:bookmarkStart w:id="5" w:name="_Toc229090684"/>
       <w:r>
         <w:t>1.4 Reference Material</w:t>
       </w:r>
@@ -3490,7 +3526,7 @@
           <w:szCs w:val="28"/>
         </w:rPr>
       </w:pPr>
-      <w:bookmarkStart w:id="6" w:name="_Toc226569509"/>
+      <w:bookmarkStart w:id="6" w:name="_Toc229090685"/>
       <w:r>
         <w:rPr>
           <w:rFonts w:asciiTheme="majorHAnsi" w:hAnsiTheme="majorHAnsi"/>
@@ -4257,14 +4293,12 @@
               <w:ind w:left="0" w:firstLine="0"/>
               <w:jc w:val="left"/>
             </w:pPr>
-            <w:proofErr w:type="gramStart"/>
             <w:r>
               <w:t>Representation</w:t>
             </w:r>
             <w:r>
               <w:t>al</w:t>
             </w:r>
-            <w:proofErr w:type="gramEnd"/>
             <w:r>
               <w:t xml:space="preserve"> State Transfer. </w:t>
             </w:r>
@@ -4406,7 +4440,7 @@
           <w:szCs w:val="32"/>
         </w:rPr>
       </w:pPr>
-      <w:bookmarkStart w:id="7" w:name="_Toc226569510"/>
+      <w:bookmarkStart w:id="7" w:name="_Toc229090686"/>
       <w:r>
         <w:rPr>
           <w:rFonts w:asciiTheme="majorHAnsi" w:hAnsiTheme="majorHAnsi"/>
@@ -4437,30 +4471,148 @@
     </w:p>
     <w:p>
       <w:pPr>
-        <w:spacing w:after="0" w:line="259" w:lineRule="auto"/>
-        <w:ind w:left="0" w:firstLine="720"/>
+        <w:ind w:left="-5" w:firstLine="725"/>
         <w:jc w:val="left"/>
         <w:rPr>
-          <w:rFonts w:asciiTheme="minorHAnsi" w:eastAsiaTheme="minorEastAsia" w:hAnsiTheme="minorHAnsi" w:cstheme="minorBidi"/>
-        </w:rPr>
-      </w:pPr>
-      <w:r>
-        <w:rPr>
-          <w:rFonts w:asciiTheme="minorHAnsi" w:eastAsiaTheme="minorEastAsia" w:hAnsiTheme="minorHAnsi" w:cstheme="minorBidi"/>
-        </w:rPr>
-        <w:t xml:space="preserve">The Library Management System is a </w:t>
-      </w:r>
-      <w:r>
-        <w:rPr>
-          <w:rFonts w:asciiTheme="minorHAnsi" w:eastAsiaTheme="minorEastAsia" w:hAnsiTheme="minorHAnsi" w:cstheme="minorBidi"/>
-        </w:rPr>
-        <w:t>web-based</w:t>
-      </w:r>
-      <w:r>
-        <w:rPr>
-          <w:rFonts w:asciiTheme="minorHAnsi" w:eastAsiaTheme="minorEastAsia" w:hAnsiTheme="minorHAnsi" w:cstheme="minorBidi"/>
-        </w:rPr>
-        <w:t xml:space="preserve"> platform built to streamline tasks and make running a library easier and more efficient. The LMS is an academic project for CSC-445. This system provides a suite of tools to handle catalog searching, borrowing, returning, user account management, and administrative tools. It serves two groups of users: members, for self-service searching, borrowing, and returning, and staff for providing administrative services and managing library resources and policies.</w:t>
+          <w:rFonts w:asciiTheme="minorHAnsi" w:hAnsiTheme="minorHAnsi"/>
+        </w:rPr>
+      </w:pPr>
+      <w:r>
+        <w:rPr>
+          <w:rFonts w:asciiTheme="minorHAnsi" w:hAnsiTheme="minorHAnsi"/>
+        </w:rPr>
+        <w:t>The Library Management System (LMS) is a Python web application built with Django</w:t>
+      </w:r>
+      <w:r>
+        <w:rPr>
+          <w:rFonts w:asciiTheme="minorHAnsi" w:hAnsiTheme="minorHAnsi"/>
+        </w:rPr>
+        <w:t xml:space="preserve"> </w:t>
+      </w:r>
+      <w:r>
+        <w:rPr>
+          <w:rFonts w:asciiTheme="minorHAnsi" w:hAnsiTheme="minorHAnsi"/>
+        </w:rPr>
+        <w:t>to streamline library operations</w:t>
+      </w:r>
+      <w:r>
+        <w:rPr>
+          <w:rFonts w:asciiTheme="minorHAnsi" w:hAnsiTheme="minorHAnsi"/>
+        </w:rPr>
+        <w:t xml:space="preserve"> including </w:t>
+      </w:r>
+      <w:r>
+        <w:rPr>
+          <w:rFonts w:asciiTheme="minorHAnsi" w:hAnsiTheme="minorHAnsi"/>
+        </w:rPr>
+        <w:t>catalog search, reservations, checkouts/</w:t>
+      </w:r>
+      <w:proofErr w:type="gramStart"/>
+      <w:r>
+        <w:rPr>
+          <w:rFonts w:asciiTheme="minorHAnsi" w:hAnsiTheme="minorHAnsi"/>
+        </w:rPr>
+        <w:t>returns</w:t>
+      </w:r>
+      <w:proofErr w:type="gramEnd"/>
+      <w:r>
+        <w:rPr>
+          <w:rFonts w:asciiTheme="minorHAnsi" w:hAnsiTheme="minorHAnsi"/>
+        </w:rPr>
+        <w:t>, user account management, and administrative workflows. The presentation layer uses server</w:t>
+      </w:r>
+      <w:r>
+        <w:rPr>
+          <w:rFonts w:asciiTheme="minorHAnsi" w:hAnsiTheme="minorHAnsi"/>
+        </w:rPr>
+        <w:noBreakHyphen/>
+        <w:t>rendered HTML templates with standard web technologies for forms and pages; the application layer implements business rules in Python (authentication, role</w:t>
+      </w:r>
+      <w:r>
+        <w:rPr>
+          <w:rFonts w:asciiTheme="minorHAnsi" w:hAnsiTheme="minorHAnsi"/>
+        </w:rPr>
+        <w:noBreakHyphen/>
+        <w:t>based access via a staff flag, checkout/reservation logic, fines calculation, and background notification tasks), and the persistence layer uses a relational database accessed via Django’s ORM to store users, books, loans, reservations, and transaction history. Concurrency</w:t>
+      </w:r>
+      <w:r>
+        <w:rPr>
+          <w:rFonts w:asciiTheme="minorHAnsi" w:hAnsiTheme="minorHAnsi"/>
+        </w:rPr>
+        <w:noBreakHyphen/>
+        <w:t xml:space="preserve">sensitive operations employ transactional protections and row locking to ensure consistency during checkouts and reservation fulfillment. The system integrates an external books API for extended search results and an email backend for automated alerts. In development it uses a lightweight </w:t>
+      </w:r>
+      <w:r>
+        <w:rPr>
+          <w:rFonts w:asciiTheme="minorHAnsi" w:hAnsiTheme="minorHAnsi"/>
+        </w:rPr>
+        <w:lastRenderedPageBreak/>
+        <w:t>file</w:t>
+      </w:r>
+      <w:r>
+        <w:rPr>
+          <w:rFonts w:asciiTheme="minorHAnsi" w:hAnsiTheme="minorHAnsi"/>
+        </w:rPr>
+        <w:noBreakHyphen/>
+        <w:t>based SQL database; for production the design assumes a server RDBMS, environment</w:t>
+      </w:r>
+      <w:r>
+        <w:rPr>
+          <w:rFonts w:asciiTheme="minorHAnsi" w:hAnsiTheme="minorHAnsi"/>
+        </w:rPr>
+        <w:noBreakHyphen/>
+        <w:t>based secret configuration, and deployment behind an appropriate WSGI/ASGI server and reverse proxy.</w:t>
+      </w:r>
+      <w:r>
+        <w:rPr>
+          <w:rFonts w:asciiTheme="minorHAnsi" w:hAnsiTheme="minorHAnsi"/>
+        </w:rPr>
+        <w:t xml:space="preserve"> </w:t>
+      </w:r>
+    </w:p>
+    <w:p>
+      <w:pPr>
+        <w:spacing w:after="6" w:line="259" w:lineRule="auto"/>
+        <w:ind w:left="0" w:firstLine="0"/>
+        <w:jc w:val="left"/>
+        <w:rPr>
+          <w:b/>
+        </w:rPr>
+      </w:pPr>
+      <w:r>
+        <w:rPr>
+          <w:b/>
+        </w:rPr>
+        <w:t xml:space="preserve"> </w:t>
+      </w:r>
+    </w:p>
+    <w:p>
+      <w:pPr>
+        <w:pStyle w:val="Heading1"/>
+        <w:ind w:left="-5"/>
+        <w:rPr>
+          <w:rFonts w:asciiTheme="majorHAnsi" w:hAnsiTheme="majorHAnsi"/>
+          <w:sz w:val="32"/>
+          <w:szCs w:val="32"/>
+        </w:rPr>
+      </w:pPr>
+      <w:bookmarkStart w:id="8" w:name="_Toc229090687"/>
+      <w:r>
+        <w:rPr>
+          <w:rFonts w:asciiTheme="majorHAnsi" w:hAnsiTheme="majorHAnsi"/>
+          <w:sz w:val="32"/>
+          <w:szCs w:val="32"/>
+        </w:rPr>
+        <w:t>3. SYSTEM ARCHITECTURE</w:t>
+      </w:r>
+      <w:bookmarkEnd w:id="8"/>
+      <w:r>
+        <w:rPr>
+          <w:rFonts w:asciiTheme="majorHAnsi" w:hAnsiTheme="majorHAnsi"/>
+          <w:sz w:val="32"/>
+          <w:szCs w:val="32"/>
+        </w:rPr>
+        <w:t xml:space="preserve"> </w:t>
       </w:r>
     </w:p>
     <w:p>
@@ -4468,85 +4620,45 @@
         <w:spacing w:after="0" w:line="259" w:lineRule="auto"/>
         <w:ind w:left="0" w:firstLine="0"/>
         <w:jc w:val="left"/>
-        <w:rPr>
-          <w:rFonts w:asciiTheme="minorHAnsi" w:eastAsiaTheme="minorEastAsia" w:hAnsiTheme="minorHAnsi" w:cstheme="minorBidi"/>
-        </w:rPr>
-      </w:pPr>
-      <w:r>
-        <w:rPr>
-          <w:rFonts w:asciiTheme="minorHAnsi" w:eastAsiaTheme="minorEastAsia" w:hAnsiTheme="minorHAnsi" w:cstheme="minorBidi"/>
+      </w:pPr>
+      <w:r>
+        <w:rPr>
+          <w:b/>
+          <w:sz w:val="27"/>
         </w:rPr>
         <w:t xml:space="preserve"> </w:t>
       </w:r>
     </w:p>
     <w:p>
       <w:pPr>
-        <w:spacing w:after="0" w:line="259" w:lineRule="auto"/>
-        <w:ind w:left="0" w:firstLine="720"/>
-        <w:jc w:val="left"/>
-        <w:rPr>
-          <w:rFonts w:asciiTheme="minorHAnsi" w:eastAsiaTheme="minorEastAsia" w:hAnsiTheme="minorHAnsi" w:cstheme="minorBidi"/>
-        </w:rPr>
-      </w:pPr>
-      <w:r>
-        <w:rPr>
-          <w:rFonts w:asciiTheme="minorHAnsi" w:eastAsiaTheme="minorEastAsia" w:hAnsiTheme="minorHAnsi" w:cstheme="minorBidi"/>
-        </w:rPr>
-        <w:t xml:space="preserve">The LMS is built using a three-tier architecture, split into sections of front-end (UI), back-end (application), and database. The front-end UI communicates with the back-end logic via RESTful APIs to securely handle authentication, role-based access control, and rules. Persistent data, like user records, book metadata, and transaction </w:t>
-      </w:r>
-      <w:r>
-        <w:rPr>
-          <w:rFonts w:asciiTheme="minorHAnsi" w:eastAsiaTheme="minorEastAsia" w:hAnsiTheme="minorHAnsi" w:cstheme="minorBidi"/>
-        </w:rPr>
-        <w:lastRenderedPageBreak/>
-        <w:t>logs are maintained within a PostgreSQL database and accessed via Object-Relational Mapping.</w:t>
-      </w:r>
-    </w:p>
-    <w:p>
-      <w:pPr>
-        <w:spacing w:after="6" w:line="259" w:lineRule="auto"/>
-        <w:ind w:left="0" w:firstLine="0"/>
-        <w:jc w:val="left"/>
-        <w:rPr>
-          <w:b/>
-        </w:rPr>
-      </w:pPr>
-      <w:r>
-        <w:rPr>
-          <w:b/>
+        <w:pStyle w:val="Heading2"/>
+        <w:ind w:left="-5"/>
+        <w:rPr>
+          <w:rFonts w:asciiTheme="majorHAnsi" w:hAnsiTheme="majorHAnsi"/>
+          <w:sz w:val="28"/>
+          <w:szCs w:val="28"/>
+        </w:rPr>
+      </w:pPr>
+      <w:bookmarkStart w:id="9" w:name="_Toc229090688"/>
+      <w:r>
+        <w:rPr>
+          <w:rFonts w:asciiTheme="majorHAnsi" w:hAnsiTheme="majorHAnsi"/>
+          <w:sz w:val="28"/>
+          <w:szCs w:val="28"/>
+        </w:rPr>
+        <w:t>3.1 Architectural Design</w:t>
+      </w:r>
+      <w:bookmarkEnd w:id="9"/>
+      <w:r>
+        <w:rPr>
+          <w:rFonts w:asciiTheme="majorHAnsi" w:hAnsiTheme="majorHAnsi"/>
+          <w:sz w:val="28"/>
+          <w:szCs w:val="28"/>
         </w:rPr>
         <w:t xml:space="preserve"> </w:t>
       </w:r>
     </w:p>
-    <w:p>
-      <w:pPr>
-        <w:pStyle w:val="Heading1"/>
-        <w:ind w:left="-5"/>
-        <w:rPr>
-          <w:rFonts w:asciiTheme="majorHAnsi" w:hAnsiTheme="majorHAnsi"/>
-          <w:sz w:val="32"/>
-          <w:szCs w:val="32"/>
-        </w:rPr>
-      </w:pPr>
-      <w:bookmarkStart w:id="8" w:name="_Toc226569511"/>
-      <w:r>
-        <w:rPr>
-          <w:rFonts w:asciiTheme="majorHAnsi" w:hAnsiTheme="majorHAnsi"/>
-          <w:sz w:val="32"/>
-          <w:szCs w:val="32"/>
-        </w:rPr>
-        <w:t>3. SYSTEM ARCHITECTURE</w:t>
-      </w:r>
-      <w:bookmarkEnd w:id="8"/>
-      <w:r>
-        <w:rPr>
-          <w:rFonts w:asciiTheme="majorHAnsi" w:hAnsiTheme="majorHAnsi"/>
-          <w:sz w:val="32"/>
-          <w:szCs w:val="32"/>
-        </w:rPr>
-        <w:t xml:space="preserve"> </w:t>
-      </w:r>
-    </w:p>
+    <w:p/>
     <w:p>
       <w:pPr>
         <w:spacing w:after="0" w:line="259" w:lineRule="auto"/>
@@ -4563,197 +4675,78 @@
     </w:p>
     <w:p>
       <w:pPr>
-        <w:pStyle w:val="Heading2"/>
-        <w:ind w:left="-5"/>
-        <w:rPr>
-          <w:rFonts w:asciiTheme="majorHAnsi" w:hAnsiTheme="majorHAnsi"/>
-          <w:sz w:val="28"/>
-          <w:szCs w:val="28"/>
-        </w:rPr>
-      </w:pPr>
-      <w:bookmarkStart w:id="9" w:name="_Toc226569512"/>
-      <w:r>
-        <w:rPr>
-          <w:rFonts w:asciiTheme="majorHAnsi" w:hAnsiTheme="majorHAnsi"/>
-          <w:sz w:val="28"/>
-          <w:szCs w:val="28"/>
-        </w:rPr>
-        <w:t>3.1 Architectural Design</w:t>
-      </w:r>
-      <w:bookmarkEnd w:id="9"/>
-      <w:r>
-        <w:rPr>
-          <w:rFonts w:asciiTheme="majorHAnsi" w:hAnsiTheme="majorHAnsi"/>
-          <w:sz w:val="28"/>
-          <w:szCs w:val="28"/>
+        <w:ind w:left="-5" w:firstLine="725"/>
+        <w:jc w:val="left"/>
+        <w:rPr>
+          <w:rFonts w:asciiTheme="minorHAnsi" w:hAnsiTheme="minorHAnsi"/>
+        </w:rPr>
+      </w:pPr>
+      <w:r>
+        <w:rPr>
+          <w:rFonts w:asciiTheme="minorHAnsi" w:hAnsiTheme="minorHAnsi"/>
+        </w:rPr>
+        <w:t>The system architecture adopts a modular client</w:t>
+      </w:r>
+      <w:r>
+        <w:rPr>
+          <w:rFonts w:asciiTheme="minorHAnsi" w:hAnsiTheme="minorHAnsi"/>
+        </w:rPr>
+        <w:noBreakHyphen/>
+        <w:t>server approach that separates the user interface, application logic, and data storage to organize responsibilities and support the project scope. At a high level the design divides the application into three cooperating subsystems: frontend, backend, and database. The frontend provides server</w:t>
+      </w:r>
+      <w:r>
+        <w:rPr>
+          <w:rFonts w:asciiTheme="minorHAnsi" w:hAnsiTheme="minorHAnsi"/>
+        </w:rPr>
+        <w:noBreakHyphen/>
+        <w:t>rendered pages and form</w:t>
+      </w:r>
+      <w:r>
+        <w:rPr>
+          <w:rFonts w:asciiTheme="minorHAnsi" w:hAnsiTheme="minorHAnsi"/>
+        </w:rPr>
+        <w:noBreakHyphen/>
+        <w:t>based interactions that adapt to the current user role, presenting search, account, and dashboard views and submitting user actions to the application layer. The backend implements the business logic, enforces role checks and access boundaries, coordinates borrowing, reservation, and inventory workflows, and integrates background tasks and external discovery services where needed; critical operations use transactional protections and server</w:t>
+      </w:r>
+      <w:r>
+        <w:rPr>
+          <w:rFonts w:asciiTheme="minorHAnsi" w:hAnsiTheme="minorHAnsi"/>
+        </w:rPr>
+        <w:noBreakHyphen/>
+        <w:t>side validation to preserve correctness and prevent race conditions. The database is a relational store that persists core entities and enforces uniqueness and referential integrity through constraints and cascading behaviors, and it supports transactional locking for concurrency</w:t>
+      </w:r>
+      <w:r>
+        <w:rPr>
+          <w:rFonts w:asciiTheme="minorHAnsi" w:hAnsiTheme="minorHAnsi"/>
+        </w:rPr>
+        <w:noBreakHyphen/>
+        <w:t>sensitive updates such as inventory changes and reservation fulfilment. Subsystem communication is primarily implemented as standard HTTP request/response patterns and form submissions handled by the application layer (with external RESTful calls used only for third</w:t>
+      </w:r>
+      <w:r>
+        <w:rPr>
+          <w:rFonts w:asciiTheme="minorHAnsi" w:hAnsiTheme="minorHAnsi"/>
+        </w:rPr>
+        <w:noBreakHyphen/>
+        <w:t>party data retrieval), and the overall flow is: the UI issues a request, the backend applies business rules and transactions against the database, and the backend returns rendered responses or redirects to the UI. This architecture supports the system’s key features</w:t>
+      </w:r>
+      <w:r>
+        <w:rPr>
+          <w:rFonts w:asciiTheme="minorHAnsi" w:hAnsiTheme="minorHAnsi"/>
+        </w:rPr>
+        <w:t xml:space="preserve"> including </w:t>
+      </w:r>
+      <w:r>
+        <w:rPr>
+          <w:rFonts w:asciiTheme="minorHAnsi" w:hAnsiTheme="minorHAnsi"/>
+        </w:rPr>
+        <w:t>borrowing, searching, account management—while keeping responsibilities well separated, enabling safer concurrent behavior and easier team collaboration.</w:t>
+      </w:r>
+      <w:r>
+        <w:rPr>
+          <w:rFonts w:asciiTheme="minorHAnsi" w:hAnsiTheme="minorHAnsi"/>
         </w:rPr>
         <w:t xml:space="preserve"> </w:t>
       </w:r>
-    </w:p>
-    <w:p/>
-    <w:p>
-      <w:pPr>
-        <w:spacing w:after="0" w:line="259" w:lineRule="auto"/>
-        <w:ind w:left="0" w:firstLine="0"/>
-        <w:jc w:val="left"/>
-      </w:pPr>
-      <w:r>
-        <w:rPr>
-          <w:b/>
-          <w:sz w:val="27"/>
-        </w:rPr>
-        <w:t xml:space="preserve"> </w:t>
-      </w:r>
-    </w:p>
-    <w:p>
-      <w:pPr>
-        <w:ind w:left="-5" w:firstLine="725"/>
-        <w:rPr>
-          <w:rFonts w:asciiTheme="minorHAnsi" w:hAnsiTheme="minorHAnsi"/>
-        </w:rPr>
-      </w:pPr>
-      <w:r>
-        <w:rPr>
-          <w:rFonts w:asciiTheme="minorHAnsi" w:hAnsiTheme="minorHAnsi"/>
-        </w:rPr>
-        <w:t xml:space="preserve">The system architecture for the LMS is based on </w:t>
-      </w:r>
-      <w:r>
-        <w:rPr>
-          <w:rFonts w:asciiTheme="minorHAnsi" w:hAnsiTheme="minorHAnsi"/>
-        </w:rPr>
-        <w:t>a</w:t>
-      </w:r>
-      <w:r>
-        <w:rPr>
-          <w:rFonts w:asciiTheme="minorHAnsi" w:hAnsiTheme="minorHAnsi"/>
-        </w:rPr>
-        <w:t xml:space="preserve"> modular client-server architecture. This architecture separates </w:t>
-      </w:r>
-      <w:r>
-        <w:rPr>
-          <w:rFonts w:asciiTheme="minorHAnsi" w:hAnsiTheme="minorHAnsi"/>
-        </w:rPr>
-        <w:t xml:space="preserve">out </w:t>
-      </w:r>
-      <w:r>
-        <w:rPr>
-          <w:rFonts w:asciiTheme="minorHAnsi" w:hAnsiTheme="minorHAnsi"/>
-        </w:rPr>
-        <w:t>the user interface, application</w:t>
-      </w:r>
-      <w:r>
-        <w:rPr>
-          <w:rFonts w:asciiTheme="minorHAnsi" w:hAnsiTheme="minorHAnsi"/>
-        </w:rPr>
-        <w:t xml:space="preserve"> logic, and data storage. </w:t>
-      </w:r>
-      <w:r>
-        <w:rPr>
-          <w:rFonts w:asciiTheme="minorHAnsi" w:hAnsiTheme="minorHAnsi"/>
-        </w:rPr>
-        <w:t xml:space="preserve">It </w:t>
-      </w:r>
-      <w:r>
-        <w:rPr>
-          <w:rFonts w:asciiTheme="minorHAnsi" w:hAnsiTheme="minorHAnsi"/>
-        </w:rPr>
-        <w:t xml:space="preserve">is designed to </w:t>
-      </w:r>
-      <w:r>
-        <w:rPr>
-          <w:rFonts w:asciiTheme="minorHAnsi" w:hAnsiTheme="minorHAnsi"/>
-        </w:rPr>
-        <w:t xml:space="preserve">organize the responsibilities of each team member and support system functionality. The system is separated into </w:t>
-      </w:r>
-      <w:r>
-        <w:rPr>
-          <w:rFonts w:asciiTheme="minorHAnsi" w:hAnsiTheme="minorHAnsi"/>
-        </w:rPr>
-        <w:t>three subsystems at a high-level. These include frontend, backend, and database. The frontend subsystem is responsible for the user interface and the user interaction which is designed for ease of use</w:t>
-      </w:r>
-      <w:r>
-        <w:rPr>
-          <w:rFonts w:asciiTheme="minorHAnsi" w:hAnsiTheme="minorHAnsi"/>
-        </w:rPr>
-        <w:t xml:space="preserve">. The backend subsystem deals with the business logic, the API, and request processing to allow for seamless, fast, and efficient execution. The database subsystem is </w:t>
-      </w:r>
-      <w:r>
-        <w:rPr>
-          <w:rFonts w:asciiTheme="minorHAnsi" w:hAnsiTheme="minorHAnsi"/>
-        </w:rPr>
-        <w:t xml:space="preserve">meant to handle storage and retrieval of data as well as maintain </w:t>
-      </w:r>
-      <w:r>
-        <w:rPr>
-          <w:rFonts w:asciiTheme="minorHAnsi" w:hAnsiTheme="minorHAnsi"/>
-        </w:rPr>
-        <w:t xml:space="preserve">and reinforce data integrity allowing for a healthy system. </w:t>
-      </w:r>
-      <w:r>
-        <w:rPr>
-          <w:rFonts w:asciiTheme="minorHAnsi" w:hAnsiTheme="minorHAnsi"/>
-        </w:rPr>
-        <w:t>T</w:t>
-      </w:r>
-      <w:r>
-        <w:rPr>
-          <w:rFonts w:asciiTheme="minorHAnsi" w:hAnsiTheme="minorHAnsi"/>
-        </w:rPr>
-        <w:t>hese subsystems interact through</w:t>
-      </w:r>
-      <w:r>
-        <w:rPr>
-          <w:rFonts w:asciiTheme="minorHAnsi" w:hAnsiTheme="minorHAnsi"/>
-        </w:rPr>
-        <w:t xml:space="preserve"> </w:t>
-      </w:r>
-      <w:r>
-        <w:rPr>
-          <w:rFonts w:asciiTheme="minorHAnsi" w:hAnsiTheme="minorHAnsi"/>
-        </w:rPr>
-        <w:t>RESTful APIs, which handle request and response communication</w:t>
-      </w:r>
-      <w:r>
-        <w:rPr>
-          <w:rFonts w:asciiTheme="minorHAnsi" w:hAnsiTheme="minorHAnsi"/>
-        </w:rPr>
-        <w:t xml:space="preserve">. The user requests are sent from the </w:t>
-      </w:r>
-      <w:proofErr w:type="gramStart"/>
-      <w:r>
-        <w:rPr>
-          <w:rFonts w:asciiTheme="minorHAnsi" w:hAnsiTheme="minorHAnsi"/>
-        </w:rPr>
-        <w:t>frontend</w:t>
-      </w:r>
-      <w:proofErr w:type="gramEnd"/>
-      <w:r>
-        <w:rPr>
-          <w:rFonts w:asciiTheme="minorHAnsi" w:hAnsiTheme="minorHAnsi"/>
-        </w:rPr>
-        <w:t xml:space="preserve"> and move to the backend</w:t>
-      </w:r>
-      <w:r>
-        <w:rPr>
-          <w:rFonts w:asciiTheme="minorHAnsi" w:hAnsiTheme="minorHAnsi"/>
-        </w:rPr>
-        <w:t xml:space="preserve"> which then is sent to the database and then </w:t>
-      </w:r>
-      <w:r>
-        <w:rPr>
-          <w:rFonts w:asciiTheme="minorHAnsi" w:hAnsiTheme="minorHAnsi"/>
-        </w:rPr>
-        <w:t xml:space="preserve">in reverse order back to the frontend after completing the request. This architectural design allows the system to support the key features of borrowing, searching, and account management. </w:t>
-      </w:r>
-    </w:p>
-    <w:p>
-      <w:pPr>
-        <w:ind w:left="-5"/>
-        <w:rPr>
-          <w:rFonts w:asciiTheme="minorHAnsi" w:hAnsiTheme="minorHAnsi"/>
-        </w:rPr>
-      </w:pPr>
     </w:p>
     <w:p>
       <w:pPr>
@@ -4769,10 +4762,10 @@
         </w:rPr>
         <w:lastRenderedPageBreak/>
         <w:drawing>
-          <wp:inline distT="0" distB="0" distL="0" distR="0" wp14:anchorId="47EAC500" wp14:editId="2FBA1185">
-            <wp:extent cx="5172075" cy="4888822"/>
-            <wp:effectExtent l="0" t="0" r="0" b="7620"/>
-            <wp:docPr id="1938890381" name="Picture 2"/>
+          <wp:inline distT="0" distB="0" distL="0" distR="0" wp14:anchorId="76681E3E" wp14:editId="086794EC">
+            <wp:extent cx="5762625" cy="5105400"/>
+            <wp:effectExtent l="0" t="0" r="9525" b="0"/>
+            <wp:docPr id="670930701" name="Picture 1"/>
             <wp:cNvGraphicFramePr>
               <a:graphicFrameLocks xmlns:a="http://schemas.openxmlformats.org/drawingml/2006/main" noChangeAspect="1"/>
             </wp:cNvGraphicFramePr>
@@ -4780,20 +4773,12 @@
               <a:graphicData uri="http://schemas.openxmlformats.org/drawingml/2006/picture">
                 <pic:pic xmlns:pic="http://schemas.openxmlformats.org/drawingml/2006/picture">
                   <pic:nvPicPr>
-                    <pic:cNvPr id="0" name="Picture 6"/>
-                    <pic:cNvPicPr>
-                      <a:picLocks noChangeAspect="1" noChangeArrowheads="1"/>
-                    </pic:cNvPicPr>
+                    <pic:cNvPr id="670930701" name=""/>
+                    <pic:cNvPicPr/>
                   </pic:nvPicPr>
-                  <pic:blipFill>
-                    <a:blip r:embed="rId8">
-                      <a:extLst>
-                        <a:ext uri="{28A0092B-C50C-407E-A947-70E740481C1C}">
-                          <a14:useLocalDpi xmlns:a14="http://schemas.microsoft.com/office/drawing/2010/main" val="0"/>
-                        </a:ext>
-                      </a:extLst>
-                    </a:blip>
-                    <a:srcRect/>
+                  <pic:blipFill rotWithShape="1">
+                    <a:blip r:embed="rId8"/>
+                    <a:srcRect b="6283"/>
                     <a:stretch>
                       <a:fillRect/>
                     </a:stretch>
@@ -4801,15 +4786,19 @@
                   <pic:spPr bwMode="auto">
                     <a:xfrm>
                       <a:off x="0" y="0"/>
-                      <a:ext cx="5178464" cy="4894861"/>
+                      <a:ext cx="5762625" cy="5105400"/>
                     </a:xfrm>
                     <a:prstGeom prst="rect">
                       <a:avLst/>
                     </a:prstGeom>
-                    <a:noFill/>
                     <a:ln>
                       <a:noFill/>
                     </a:ln>
+                    <a:extLst>
+                      <a:ext uri="{53640926-AAD7-44D8-BBD7-CCE9431645EC}">
+                        <a14:shadowObscured xmlns:a14="http://schemas.microsoft.com/office/drawing/2010/main"/>
+                      </a:ext>
+                    </a:extLst>
                   </pic:spPr>
                 </pic:pic>
               </a:graphicData>
@@ -4838,78 +4827,51 @@
     </w:p>
     <w:p>
       <w:pPr>
-        <w:ind w:left="-5"/>
-        <w:rPr>
-          <w:rFonts w:asciiTheme="minorHAnsi" w:hAnsiTheme="minorHAnsi"/>
-        </w:rPr>
-      </w:pPr>
-      <w:r>
-        <w:rPr>
-          <w:rFonts w:asciiTheme="minorHAnsi" w:hAnsiTheme="minorHAnsi"/>
-        </w:rPr>
-        <w:t xml:space="preserve">Figure 1 shows the high-level architecture of the system and how the user interactions flow from the user themselves, into the </w:t>
-      </w:r>
-      <w:proofErr w:type="gramStart"/>
-      <w:r>
-        <w:rPr>
-          <w:rFonts w:asciiTheme="minorHAnsi" w:hAnsiTheme="minorHAnsi"/>
-        </w:rPr>
-        <w:t>fronte</w:t>
-      </w:r>
-      <w:r>
-        <w:rPr>
-          <w:rFonts w:asciiTheme="minorHAnsi" w:hAnsiTheme="minorHAnsi"/>
-        </w:rPr>
-        <w:t>n</w:t>
-      </w:r>
-      <w:r>
-        <w:rPr>
-          <w:rFonts w:asciiTheme="minorHAnsi" w:hAnsiTheme="minorHAnsi"/>
-        </w:rPr>
-        <w:t>d</w:t>
-      </w:r>
-      <w:proofErr w:type="gramEnd"/>
-      <w:r>
-        <w:rPr>
-          <w:rFonts w:asciiTheme="minorHAnsi" w:hAnsiTheme="minorHAnsi"/>
-        </w:rPr>
-        <w:t>, to the backend</w:t>
-      </w:r>
-      <w:r>
-        <w:rPr>
-          <w:rFonts w:asciiTheme="minorHAnsi" w:hAnsiTheme="minorHAnsi"/>
-        </w:rPr>
-        <w:t>, through RESTful APIs, with the backend communicating with the database for data storage and retrieval</w:t>
-      </w:r>
-      <w:r>
-        <w:rPr>
-          <w:rFonts w:asciiTheme="minorHAnsi" w:hAnsiTheme="minorHAnsi"/>
-        </w:rPr>
-        <w:t xml:space="preserve">. </w:t>
-      </w:r>
-      <w:r>
-        <w:rPr>
-          <w:rFonts w:asciiTheme="minorHAnsi" w:hAnsiTheme="minorHAnsi"/>
-        </w:rPr>
-        <w:t>The response is then returned from the database to the backend and back to the frontend for display to the user</w:t>
-      </w:r>
-      <w:r>
-        <w:rPr>
-          <w:rFonts w:asciiTheme="minorHAnsi" w:hAnsiTheme="minorHAnsi"/>
-        </w:rPr>
-        <w:t>.</w:t>
-      </w:r>
-    </w:p>
-    <w:p>
-      <w:pPr>
         <w:spacing w:after="0" w:line="259" w:lineRule="auto"/>
         <w:ind w:left="0" w:firstLine="0"/>
         <w:jc w:val="left"/>
-      </w:pPr>
-      <w:r>
-        <w:rPr>
-          <w:b/>
-          <w:sz w:val="27"/>
+        <w:rPr>
+          <w:bCs/>
+        </w:rPr>
+      </w:pPr>
+      <w:r>
+        <w:rPr>
+          <w:rFonts w:asciiTheme="minorHAnsi" w:hAnsiTheme="minorHAnsi"/>
+        </w:rPr>
+        <w:t>Figure 1</w:t>
+      </w:r>
+      <w:r>
+        <w:rPr>
+          <w:rFonts w:asciiTheme="minorHAnsi" w:hAnsiTheme="minorHAnsi"/>
+        </w:rPr>
+        <w:t xml:space="preserve"> shows the server-rendered request flow used by the LMS: users interact with server-rendered UI via HTTP form requests; the backend (Python/Django) enforces authentication, role-based access, business rules, and transactional consistency, accessing persistent data through an ORM to a relational database (development: SQLite; production: PostgreSQL recommended). Background tasks (scheduled management commands) handle email notifications, and external services provide book metadata and SMTP emailing.</w:t>
+      </w:r>
+    </w:p>
+    <w:p>
+      <w:pPr>
+        <w:pStyle w:val="Heading2"/>
+        <w:ind w:left="-5"/>
+        <w:rPr>
+          <w:rFonts w:asciiTheme="majorHAnsi" w:hAnsiTheme="majorHAnsi"/>
+          <w:sz w:val="28"/>
+          <w:szCs w:val="28"/>
+        </w:rPr>
+      </w:pPr>
+      <w:bookmarkStart w:id="10" w:name="_Toc229090689"/>
+      <w:r>
+        <w:rPr>
+          <w:rFonts w:asciiTheme="majorHAnsi" w:hAnsiTheme="majorHAnsi"/>
+          <w:sz w:val="28"/>
+          <w:szCs w:val="28"/>
+        </w:rPr>
+        <w:t>3.2 Decomposition Description</w:t>
+      </w:r>
+      <w:bookmarkEnd w:id="10"/>
+      <w:r>
+        <w:rPr>
+          <w:rFonts w:asciiTheme="majorHAnsi" w:hAnsiTheme="majorHAnsi"/>
+          <w:sz w:val="28"/>
+          <w:szCs w:val="28"/>
         </w:rPr>
         <w:t xml:space="preserve"> </w:t>
       </w:r>
@@ -4921,463 +4883,208 @@
         <w:jc w:val="left"/>
       </w:pPr>
       <w:r>
-        <w:rPr>
-          <w:b/>
-          <w:sz w:val="27"/>
-        </w:rPr>
         <w:t xml:space="preserve"> </w:t>
       </w:r>
     </w:p>
     <w:p>
       <w:pPr>
-        <w:pStyle w:val="Heading2"/>
-        <w:ind w:left="-5"/>
-        <w:rPr>
-          <w:rFonts w:asciiTheme="majorHAnsi" w:hAnsiTheme="majorHAnsi"/>
-          <w:sz w:val="28"/>
-          <w:szCs w:val="28"/>
-        </w:rPr>
-      </w:pPr>
-      <w:bookmarkStart w:id="10" w:name="_Toc226569513"/>
-      <w:r>
-        <w:rPr>
-          <w:rFonts w:asciiTheme="majorHAnsi" w:hAnsiTheme="majorHAnsi"/>
-          <w:sz w:val="28"/>
-          <w:szCs w:val="28"/>
-        </w:rPr>
-        <w:t>3.2 Decomposition Description</w:t>
-      </w:r>
-      <w:bookmarkEnd w:id="10"/>
-      <w:r>
-        <w:rPr>
-          <w:rFonts w:asciiTheme="majorHAnsi" w:hAnsiTheme="majorHAnsi"/>
-          <w:sz w:val="28"/>
-          <w:szCs w:val="28"/>
-        </w:rPr>
-        <w:t xml:space="preserve"> </w:t>
-      </w:r>
-    </w:p>
-    <w:p>
-      <w:pPr>
-        <w:spacing w:after="0" w:line="259" w:lineRule="auto"/>
-        <w:ind w:left="0" w:firstLine="0"/>
-        <w:jc w:val="left"/>
-      </w:pPr>
-      <w:r>
-        <w:t xml:space="preserve"> </w:t>
-      </w:r>
-    </w:p>
-    <w:p>
-      <w:pPr>
-        <w:ind w:left="-5" w:firstLine="725"/>
-        <w:rPr>
-          <w:rFonts w:asciiTheme="minorHAnsi" w:hAnsiTheme="minorHAnsi"/>
-        </w:rPr>
-      </w:pPr>
-      <w:r>
-        <w:rPr>
-          <w:rFonts w:asciiTheme="minorHAnsi" w:hAnsiTheme="minorHAnsi"/>
-        </w:rPr>
-        <w:t xml:space="preserve">The high-level subsystems that were described in Section 3.1 are further broken down into smaller components. This decomposition of the high-level systems </w:t>
-      </w:r>
-      <w:r>
-        <w:rPr>
-          <w:rFonts w:asciiTheme="minorHAnsi" w:hAnsiTheme="minorHAnsi"/>
-        </w:rPr>
-        <w:t xml:space="preserve">follows a modular design </w:t>
-      </w:r>
-      <w:r>
-        <w:rPr>
-          <w:rFonts w:asciiTheme="minorHAnsi" w:hAnsiTheme="minorHAnsi"/>
-        </w:rPr>
-        <w:t xml:space="preserve">approach where each component has a responsibility and </w:t>
-      </w:r>
-      <w:r>
-        <w:rPr>
-          <w:rFonts w:asciiTheme="minorHAnsi" w:hAnsiTheme="minorHAnsi"/>
-        </w:rPr>
-        <w:t>improves the organization of the system. The backend subsystem is decomposed into several core component</w:t>
-      </w:r>
-      <w:r>
-        <w:rPr>
-          <w:rFonts w:asciiTheme="minorHAnsi" w:hAnsiTheme="minorHAnsi"/>
-        </w:rPr>
-        <w:t>s</w:t>
-      </w:r>
-      <w:r>
-        <w:rPr>
-          <w:rFonts w:asciiTheme="minorHAnsi" w:hAnsiTheme="minorHAnsi"/>
-        </w:rPr>
-        <w:t xml:space="preserve"> </w:t>
+        <w:ind w:firstLine="710"/>
+        <w:rPr>
+          <w:rFonts w:asciiTheme="minorHAnsi" w:hAnsiTheme="minorHAnsi"/>
+        </w:rPr>
+      </w:pPr>
+      <w:r>
+        <w:rPr>
+          <w:rFonts w:asciiTheme="minorHAnsi" w:hAnsiTheme="minorHAnsi"/>
+        </w:rPr>
+        <w:t>The Library Management System is implemented as a modular architecture divided into three cooperating subsystems</w:t>
+      </w:r>
+      <w:r>
+        <w:rPr>
+          <w:rFonts w:asciiTheme="minorHAnsi" w:hAnsiTheme="minorHAnsi"/>
+        </w:rPr>
+        <w:t xml:space="preserve">, </w:t>
+      </w:r>
+      <w:r>
+        <w:rPr>
+          <w:rFonts w:asciiTheme="minorHAnsi" w:hAnsiTheme="minorHAnsi"/>
+        </w:rPr>
+        <w:t>frontend, backend, and database</w:t>
+      </w:r>
+      <w:r>
+        <w:rPr>
+          <w:rFonts w:asciiTheme="minorHAnsi" w:hAnsiTheme="minorHAnsi"/>
+        </w:rPr>
+        <w:t>. These</w:t>
+      </w:r>
+      <w:r>
+        <w:rPr>
+          <w:rFonts w:asciiTheme="minorHAnsi" w:hAnsiTheme="minorHAnsi"/>
+        </w:rPr>
+        <w:t xml:space="preserve"> map directly to the system’s responsibilities and preserve a clear separation of concerns. The backend implements focused services that enforce business rules and model domain entities. Authentication enforces a simple staff/non</w:t>
+      </w:r>
+      <w:r>
+        <w:rPr>
+          <w:rFonts w:asciiTheme="minorHAnsi" w:hAnsiTheme="minorHAnsi"/>
+        </w:rPr>
+        <w:noBreakHyphen/>
+        <w:t>staff role model and includes an enrollment path that gates administrative capabilities, and role checks are used throughout to restrict access and to route users to role</w:t>
+      </w:r>
+      <w:r>
+        <w:rPr>
+          <w:rFonts w:asciiTheme="minorHAnsi" w:hAnsiTheme="minorHAnsi"/>
+        </w:rPr>
+        <w:noBreakHyphen/>
+        <w:t xml:space="preserve">appropriate dashboards. Catalog services maintain book metadata and explicit inventory counters with uniqueness </w:t>
+      </w:r>
+      <w:r>
+        <w:rPr>
+          <w:rFonts w:asciiTheme="minorHAnsi" w:hAnsiTheme="minorHAnsi"/>
+        </w:rPr>
+        <w:lastRenderedPageBreak/>
+        <w:t xml:space="preserve">enforced for identifiers so duplicate catalog entries are prevented. Circulation workflows manage checkouts and </w:t>
       </w:r>
       <w:proofErr w:type="gramStart"/>
       <w:r>
         <w:rPr>
           <w:rFonts w:asciiTheme="minorHAnsi" w:hAnsiTheme="minorHAnsi"/>
         </w:rPr>
-        <w:t>including,</w:t>
+        <w:t>returns</w:t>
       </w:r>
       <w:proofErr w:type="gramEnd"/>
       <w:r>
         <w:rPr>
           <w:rFonts w:asciiTheme="minorHAnsi" w:hAnsiTheme="minorHAnsi"/>
         </w:rPr>
-        <w:t xml:space="preserve"> authentication</w:t>
-      </w:r>
-      <w:r>
-        <w:rPr>
-          <w:rFonts w:asciiTheme="minorHAnsi" w:hAnsiTheme="minorHAnsi"/>
-        </w:rPr>
-        <w:t xml:space="preserve"> and role-based access</w:t>
-      </w:r>
-      <w:r>
-        <w:rPr>
-          <w:rFonts w:asciiTheme="minorHAnsi" w:hAnsiTheme="minorHAnsi"/>
-        </w:rPr>
-        <w:t xml:space="preserve"> control</w:t>
-      </w:r>
-      <w:r>
-        <w:rPr>
-          <w:rFonts w:asciiTheme="minorHAnsi" w:hAnsiTheme="minorHAnsi"/>
-        </w:rPr>
-        <w:t>, user management,</w:t>
-      </w:r>
-      <w:r>
-        <w:rPr>
-          <w:rFonts w:asciiTheme="minorHAnsi" w:hAnsiTheme="minorHAnsi"/>
-        </w:rPr>
-        <w:t xml:space="preserve"> </w:t>
-      </w:r>
-      <w:r>
-        <w:rPr>
-          <w:rFonts w:asciiTheme="minorHAnsi" w:hAnsiTheme="minorHAnsi"/>
-        </w:rPr>
-        <w:t>book</w:t>
-      </w:r>
-      <w:r>
-        <w:rPr>
-          <w:rFonts w:asciiTheme="minorHAnsi" w:hAnsiTheme="minorHAnsi"/>
-        </w:rPr>
-        <w:t xml:space="preserve"> </w:t>
-      </w:r>
-      <w:r>
-        <w:rPr>
-          <w:rFonts w:asciiTheme="minorHAnsi" w:hAnsiTheme="minorHAnsi"/>
-        </w:rPr>
-        <w:t>management, circulation management, and</w:t>
-      </w:r>
-      <w:r>
-        <w:rPr>
-          <w:rFonts w:asciiTheme="minorHAnsi" w:hAnsiTheme="minorHAnsi"/>
-        </w:rPr>
-        <w:t xml:space="preserve"> </w:t>
-      </w:r>
-      <w:r>
-        <w:rPr>
-          <w:rFonts w:asciiTheme="minorHAnsi" w:hAnsiTheme="minorHAnsi"/>
-        </w:rPr>
-        <w:t>reservation</w:t>
-      </w:r>
-      <w:r>
-        <w:rPr>
-          <w:rFonts w:asciiTheme="minorHAnsi" w:hAnsiTheme="minorHAnsi"/>
-        </w:rPr>
-        <w:t xml:space="preserve"> </w:t>
-      </w:r>
-      <w:r>
-        <w:rPr>
-          <w:rFonts w:asciiTheme="minorHAnsi" w:hAnsiTheme="minorHAnsi"/>
-        </w:rPr>
-        <w:t xml:space="preserve">management. </w:t>
-      </w:r>
-    </w:p>
-    <w:p>
-      <w:pPr>
-        <w:ind w:left="-5" w:firstLine="725"/>
-        <w:rPr>
-          <w:rFonts w:asciiTheme="minorHAnsi" w:hAnsiTheme="minorHAnsi"/>
-        </w:rPr>
-      </w:pPr>
-      <w:r>
-        <w:rPr>
-          <w:rFonts w:asciiTheme="minorHAnsi" w:hAnsiTheme="minorHAnsi"/>
-        </w:rPr>
-        <w:t xml:space="preserve">The authentication component </w:t>
-      </w:r>
-      <w:r>
-        <w:rPr>
-          <w:rFonts w:asciiTheme="minorHAnsi" w:hAnsiTheme="minorHAnsi"/>
-        </w:rPr>
-        <w:t xml:space="preserve">is tasked with verifying </w:t>
-      </w:r>
-      <w:r>
-        <w:rPr>
-          <w:rFonts w:asciiTheme="minorHAnsi" w:hAnsiTheme="minorHAnsi"/>
-        </w:rPr>
-        <w:t xml:space="preserve">and confirming the </w:t>
-      </w:r>
-      <w:proofErr w:type="gramStart"/>
-      <w:r>
-        <w:rPr>
-          <w:rFonts w:asciiTheme="minorHAnsi" w:hAnsiTheme="minorHAnsi"/>
-        </w:rPr>
-        <w:t>users</w:t>
-      </w:r>
-      <w:proofErr w:type="gramEnd"/>
-      <w:r>
-        <w:rPr>
-          <w:rFonts w:asciiTheme="minorHAnsi" w:hAnsiTheme="minorHAnsi"/>
-        </w:rPr>
-        <w:t xml:space="preserve"> identity and enforcing the RBAC.</w:t>
-      </w:r>
-      <w:r>
-        <w:rPr>
-          <w:rFonts w:asciiTheme="minorHAnsi" w:hAnsiTheme="minorHAnsi"/>
-        </w:rPr>
-        <w:t xml:space="preserve"> The user management component deals with user account creation, account updates, and role assignments. The </w:t>
-      </w:r>
-      <w:r>
-        <w:rPr>
-          <w:rFonts w:asciiTheme="minorHAnsi" w:hAnsiTheme="minorHAnsi"/>
-        </w:rPr>
-        <w:t>book</w:t>
-      </w:r>
-      <w:r>
-        <w:rPr>
-          <w:rFonts w:asciiTheme="minorHAnsi" w:hAnsiTheme="minorHAnsi"/>
-        </w:rPr>
-        <w:t xml:space="preserve"> management </w:t>
-      </w:r>
-      <w:r>
-        <w:rPr>
-          <w:rFonts w:asciiTheme="minorHAnsi" w:hAnsiTheme="minorHAnsi"/>
+        <w:t xml:space="preserve"> and use transactional row</w:t>
+      </w:r>
+      <w:r>
+        <w:rPr>
+          <w:rFonts w:asciiTheme="minorHAnsi" w:hAnsiTheme="minorHAnsi"/>
+        </w:rPr>
+        <w:noBreakHyphen/>
+        <w:t>level locking in critical paths to atomically update availability counters and avoid double</w:t>
+      </w:r>
+      <w:r>
+        <w:rPr>
+          <w:rFonts w:asciiTheme="minorHAnsi" w:hAnsiTheme="minorHAnsi"/>
+        </w:rPr>
+        <w:noBreakHyphen/>
+        <w:t>booking. Reservation handling records timestamped holds linked to users and items, and conversion flows safely turn holds into active loans when copies become available under transactional protection. The backend supplements local discovery by querying an external book data service for broader search results and provides scheduled background logic that scans loans and sends notification emails for upcoming and overdue items; fines are not stored as denormalized aggregates but are computed on demand from loan dates when needed by the UI or business logic.</w:t>
+      </w:r>
+    </w:p>
+    <w:p>
+      <w:pPr>
+        <w:ind w:firstLine="710"/>
+        <w:rPr>
+          <w:rFonts w:asciiTheme="minorHAnsi" w:hAnsiTheme="minorHAnsi"/>
+        </w:rPr>
+      </w:pPr>
+      <w:r>
+        <w:rPr>
+          <w:rFonts w:asciiTheme="minorHAnsi" w:hAnsiTheme="minorHAnsi"/>
+        </w:rPr>
+        <w:t>The front end is implemented with server</w:t>
+      </w:r>
+      <w:r>
+        <w:rPr>
+          <w:rFonts w:asciiTheme="minorHAnsi" w:hAnsiTheme="minorHAnsi"/>
+        </w:rPr>
+        <w:noBreakHyphen/>
+        <w:t>rendered templates and form POST patterns</w:t>
+      </w:r>
+      <w:r>
+        <w:rPr>
+          <w:rFonts w:asciiTheme="minorHAnsi" w:hAnsiTheme="minorHAnsi"/>
+        </w:rPr>
+        <w:t>. Us</w:t>
+      </w:r>
+      <w:r>
+        <w:rPr>
+          <w:rFonts w:asciiTheme="minorHAnsi" w:hAnsiTheme="minorHAnsi"/>
+        </w:rPr>
+        <w:t>er actions are primarily form submissions and server responses, and the UI combines local catalog results with external discovery responses where appropriate. Patron-facing pages present a personal dashboard showing current loans, reservation lists, and fine summaries computed by the backend, while staff-facing pages expose administrative workflows for patron management, inventory updates, checkouts, and reservation fulfilment. Form</w:t>
+      </w:r>
+      <w:r>
+        <w:rPr>
+          <w:rFonts w:asciiTheme="minorHAnsi" w:hAnsiTheme="minorHAnsi"/>
+        </w:rPr>
+        <w:noBreakHyphen/>
+        <w:t>based interactions drive create/update/delete flows and the frontend surfaces context</w:t>
+      </w:r>
+      <w:r>
+        <w:rPr>
+          <w:rFonts w:asciiTheme="minorHAnsi" w:hAnsiTheme="minorHAnsi"/>
+        </w:rPr>
+        <w:noBreakHyphen/>
+        <w:t>aware success, warning, and error messages based on backend validation and business-rule outcomes.</w:t>
+      </w:r>
+    </w:p>
+    <w:p>
+      <w:pPr>
+        <w:ind w:firstLine="710"/>
+        <w:rPr>
+          <w:rFonts w:asciiTheme="minorHAnsi" w:hAnsiTheme="minorHAnsi"/>
+        </w:rPr>
+      </w:pPr>
+      <w:r>
+        <w:rPr>
+          <w:rFonts w:asciiTheme="minorHAnsi" w:hAnsiTheme="minorHAnsi"/>
+        </w:rPr>
+        <w:t>The database subsystem uses a relational schema with foreign</w:t>
+      </w:r>
+      <w:r>
+        <w:rPr>
+          <w:rFonts w:asciiTheme="minorHAnsi" w:hAnsiTheme="minorHAnsi"/>
+        </w:rPr>
+        <w:noBreakHyphen/>
+        <w:t>key relationships and cascading behaviors to maintain referential integrity across users, items, loans, and reservations. Concurrency</w:t>
+      </w:r>
+      <w:r>
+        <w:rPr>
+          <w:rFonts w:asciiTheme="minorHAnsi" w:hAnsiTheme="minorHAnsi"/>
+        </w:rPr>
+        <w:noBreakHyphen/>
+        <w:t>sensitive operations rely on transactional locks to preserve correctness during inventory updates and reservation fulfilment, and uniqueness and referential constraints prevent inconsistent catalog and loan state. Together, these subsystems interact through well</w:t>
+      </w:r>
+      <w:r>
+        <w:rPr>
+          <w:rFonts w:asciiTheme="minorHAnsi" w:hAnsiTheme="minorHAnsi"/>
+        </w:rPr>
+        <w:noBreakHyphen/>
+        <w:t>defined server workflows: searches consult local inventory and supplement results from an external service, staff operations are guarded by role checks, issuing a loan atomically decrements availability and records due dates, returns update loan records and increment availability, reservation</w:t>
+      </w:r>
+      <w:r>
+        <w:rPr>
+          <w:rFonts w:asciiTheme="minorHAnsi" w:hAnsiTheme="minorHAnsi"/>
+        </w:rPr>
+        <w:noBreakHyphen/>
+        <w:t>to</w:t>
+      </w:r>
+      <w:r>
+        <w:rPr>
+          <w:rFonts w:asciiTheme="minorHAnsi" w:hAnsiTheme="minorHAnsi"/>
+        </w:rPr>
+        <w:noBreakHyphen/>
+        <w:t>loan conversions consume available copies and remove fulfilled holds, and scheduled tasks perform notification duties while fine amounts are calculated when required. This decomposition supports maintainability, clear responsibility boundaries, and safe concurrent behavior for the academic project context.</w:t>
+      </w:r>
+    </w:p>
+    <w:p>
+      <w:pPr>
+        <w:rPr>
+          <w:rFonts w:asciiTheme="minorHAnsi" w:hAnsiTheme="minorHAnsi"/>
+        </w:rPr>
+      </w:pPr>
+      <w:r>
+        <w:rPr>
+          <w:noProof/>
         </w:rPr>
         <w:lastRenderedPageBreak/>
-        <w:t xml:space="preserve">component </w:t>
-      </w:r>
-      <w:r>
-        <w:rPr>
-          <w:rFonts w:asciiTheme="minorHAnsi" w:hAnsiTheme="minorHAnsi"/>
-        </w:rPr>
-        <w:t xml:space="preserve">is responsible for </w:t>
-      </w:r>
-      <w:r>
-        <w:rPr>
-          <w:rFonts w:asciiTheme="minorHAnsi" w:hAnsiTheme="minorHAnsi"/>
-        </w:rPr>
-        <w:t>handling</w:t>
-      </w:r>
-      <w:r>
-        <w:rPr>
-          <w:rFonts w:asciiTheme="minorHAnsi" w:hAnsiTheme="minorHAnsi"/>
-        </w:rPr>
-        <w:t xml:space="preserve"> book </w:t>
-      </w:r>
-      <w:r>
-        <w:rPr>
-          <w:rFonts w:asciiTheme="minorHAnsi" w:hAnsiTheme="minorHAnsi"/>
-        </w:rPr>
-        <w:t>records,</w:t>
-      </w:r>
-      <w:r>
-        <w:rPr>
-          <w:rFonts w:asciiTheme="minorHAnsi" w:hAnsiTheme="minorHAnsi"/>
-        </w:rPr>
-        <w:t xml:space="preserve"> </w:t>
-      </w:r>
-      <w:proofErr w:type="gramStart"/>
-      <w:r>
-        <w:rPr>
-          <w:rFonts w:asciiTheme="minorHAnsi" w:hAnsiTheme="minorHAnsi"/>
-        </w:rPr>
-        <w:t>including,</w:t>
-      </w:r>
-      <w:proofErr w:type="gramEnd"/>
-      <w:r>
-        <w:rPr>
-          <w:rFonts w:asciiTheme="minorHAnsi" w:hAnsiTheme="minorHAnsi"/>
-        </w:rPr>
-        <w:t xml:space="preserve"> adding, updating, and retrieving </w:t>
-      </w:r>
-      <w:r>
-        <w:rPr>
-          <w:rFonts w:asciiTheme="minorHAnsi" w:hAnsiTheme="minorHAnsi"/>
-        </w:rPr>
-        <w:t>book</w:t>
-      </w:r>
-      <w:r>
-        <w:rPr>
-          <w:rFonts w:asciiTheme="minorHAnsi" w:hAnsiTheme="minorHAnsi"/>
-        </w:rPr>
-        <w:t xml:space="preserve"> information. </w:t>
-      </w:r>
-      <w:r>
-        <w:rPr>
-          <w:rFonts w:asciiTheme="minorHAnsi" w:hAnsiTheme="minorHAnsi"/>
-        </w:rPr>
-        <w:t xml:space="preserve">The circulation component </w:t>
-      </w:r>
-      <w:r>
-        <w:rPr>
-          <w:rFonts w:asciiTheme="minorHAnsi" w:hAnsiTheme="minorHAnsi"/>
-        </w:rPr>
-        <w:t>manages</w:t>
-      </w:r>
-      <w:r>
-        <w:rPr>
-          <w:rFonts w:asciiTheme="minorHAnsi" w:hAnsiTheme="minorHAnsi"/>
-        </w:rPr>
-        <w:t xml:space="preserve"> </w:t>
-      </w:r>
-      <w:r>
-        <w:rPr>
-          <w:rFonts w:asciiTheme="minorHAnsi" w:hAnsiTheme="minorHAnsi"/>
-        </w:rPr>
-        <w:t xml:space="preserve">the borrowing and returning of resources </w:t>
-      </w:r>
-      <w:r>
-        <w:rPr>
-          <w:rFonts w:asciiTheme="minorHAnsi" w:hAnsiTheme="minorHAnsi"/>
-        </w:rPr>
-        <w:t>also tracking the due dates and loan status.</w:t>
-      </w:r>
-      <w:r>
-        <w:rPr>
-          <w:rFonts w:asciiTheme="minorHAnsi" w:hAnsiTheme="minorHAnsi"/>
-        </w:rPr>
-        <w:t xml:space="preserve"> </w:t>
-      </w:r>
-      <w:r>
-        <w:rPr>
-          <w:rFonts w:asciiTheme="minorHAnsi" w:hAnsiTheme="minorHAnsi"/>
-        </w:rPr>
-        <w:t xml:space="preserve">The reservation component gives users the ability to reserve unavailable </w:t>
-      </w:r>
-      <w:r>
-        <w:rPr>
-          <w:rFonts w:asciiTheme="minorHAnsi" w:hAnsiTheme="minorHAnsi"/>
-        </w:rPr>
-        <w:t>books</w:t>
-      </w:r>
-      <w:r>
-        <w:rPr>
-          <w:rFonts w:asciiTheme="minorHAnsi" w:hAnsiTheme="minorHAnsi"/>
-        </w:rPr>
-        <w:t xml:space="preserve"> a</w:t>
-      </w:r>
-      <w:r>
-        <w:rPr>
-          <w:rFonts w:asciiTheme="minorHAnsi" w:hAnsiTheme="minorHAnsi"/>
-        </w:rPr>
-        <w:t>long with managing the reservation status of the book</w:t>
-      </w:r>
-      <w:r>
-        <w:rPr>
-          <w:rFonts w:asciiTheme="minorHAnsi" w:hAnsiTheme="minorHAnsi"/>
-        </w:rPr>
-        <w:t>s</w:t>
-      </w:r>
-      <w:r>
-        <w:rPr>
-          <w:rFonts w:asciiTheme="minorHAnsi" w:hAnsiTheme="minorHAnsi"/>
-        </w:rPr>
-        <w:t>.</w:t>
-      </w:r>
-    </w:p>
-    <w:p>
-      <w:pPr>
-        <w:ind w:left="-5" w:firstLine="725"/>
-        <w:rPr>
-          <w:rFonts w:asciiTheme="minorHAnsi" w:hAnsiTheme="minorHAnsi"/>
-        </w:rPr>
-      </w:pPr>
-      <w:r>
-        <w:rPr>
-          <w:rFonts w:asciiTheme="minorHAnsi" w:hAnsiTheme="minorHAnsi"/>
-        </w:rPr>
-        <w:t>The fr</w:t>
-      </w:r>
-      <w:r>
-        <w:rPr>
-          <w:rFonts w:asciiTheme="minorHAnsi" w:hAnsiTheme="minorHAnsi"/>
-        </w:rPr>
-        <w:t xml:space="preserve">ontend subsystem is composed of several </w:t>
-      </w:r>
-      <w:r>
-        <w:rPr>
-          <w:rFonts w:asciiTheme="minorHAnsi" w:hAnsiTheme="minorHAnsi"/>
-        </w:rPr>
-        <w:t>interface</w:t>
-      </w:r>
-      <w:r>
-        <w:rPr>
-          <w:rFonts w:asciiTheme="minorHAnsi" w:hAnsiTheme="minorHAnsi"/>
-        </w:rPr>
-        <w:t xml:space="preserve"> components. These components include searchable pages, account management, and administrative functions. </w:t>
-      </w:r>
-      <w:r>
-        <w:rPr>
-          <w:rFonts w:asciiTheme="minorHAnsi" w:hAnsiTheme="minorHAnsi"/>
-        </w:rPr>
-        <w:t xml:space="preserve">The </w:t>
-      </w:r>
-      <w:proofErr w:type="gramStart"/>
-      <w:r>
-        <w:rPr>
-          <w:rFonts w:asciiTheme="minorHAnsi" w:hAnsiTheme="minorHAnsi"/>
-        </w:rPr>
-        <w:t>frontend</w:t>
-      </w:r>
-      <w:proofErr w:type="gramEnd"/>
-      <w:r>
-        <w:rPr>
-          <w:rFonts w:asciiTheme="minorHAnsi" w:hAnsiTheme="minorHAnsi"/>
-        </w:rPr>
-        <w:t xml:space="preserve"> communicates with the backend using RESTful APIs</w:t>
-      </w:r>
-      <w:r>
-        <w:rPr>
-          <w:rFonts w:asciiTheme="minorHAnsi" w:hAnsiTheme="minorHAnsi"/>
-        </w:rPr>
-        <w:t xml:space="preserve"> to send the users requests and display the results of those requests. The database subsystem is organized into </w:t>
-      </w:r>
-      <w:r>
-        <w:rPr>
-          <w:rFonts w:asciiTheme="minorHAnsi" w:hAnsiTheme="minorHAnsi"/>
-        </w:rPr>
-        <w:t xml:space="preserve">several relational tables. The tables include the users, books, loans, reservations, and any outstanding fines. The relationships between these tables reinforce referential integrity ensuring data consistency. Together, all these components from the </w:t>
-      </w:r>
-      <w:proofErr w:type="gramStart"/>
-      <w:r>
-        <w:rPr>
-          <w:rFonts w:asciiTheme="minorHAnsi" w:hAnsiTheme="minorHAnsi"/>
-        </w:rPr>
-        <w:t>frontend</w:t>
-      </w:r>
-      <w:proofErr w:type="gramEnd"/>
-      <w:r>
-        <w:rPr>
-          <w:rFonts w:asciiTheme="minorHAnsi" w:hAnsiTheme="minorHAnsi"/>
-        </w:rPr>
-        <w:t>, backend, and database work together to support system functionality and allow for modularity of the system.</w:t>
-      </w:r>
-    </w:p>
-    <w:p>
-      <w:pPr>
-        <w:rPr>
-          <w:rFonts w:asciiTheme="minorHAnsi" w:hAnsiTheme="minorHAnsi"/>
-        </w:rPr>
-      </w:pPr>
-      <w:r>
-        <w:rPr>
-          <w:rFonts w:asciiTheme="minorHAnsi" w:hAnsiTheme="minorHAnsi"/>
-          <w:noProof/>
-        </w:rPr>
         <w:drawing>
-          <wp:inline distT="0" distB="0" distL="0" distR="0" wp14:anchorId="27CE0486" wp14:editId="157D0C4E">
-            <wp:extent cx="5981700" cy="4468973"/>
-            <wp:effectExtent l="0" t="0" r="0" b="8255"/>
-            <wp:docPr id="149337312" name="Picture 3"/>
+          <wp:inline distT="0" distB="0" distL="0" distR="0" wp14:anchorId="1C29540D" wp14:editId="17BA108F">
+            <wp:extent cx="6564702" cy="3539048"/>
+            <wp:effectExtent l="0" t="0" r="7620" b="4445"/>
+            <wp:docPr id="1875726648" name="Picture 1"/>
             <wp:cNvGraphicFramePr>
               <a:graphicFrameLocks xmlns:a="http://schemas.openxmlformats.org/drawingml/2006/main" noChangeAspect="1"/>
             </wp:cNvGraphicFramePr>
@@ -5385,36 +5092,23 @@
               <a:graphicData uri="http://schemas.openxmlformats.org/drawingml/2006/picture">
                 <pic:pic xmlns:pic="http://schemas.openxmlformats.org/drawingml/2006/picture">
                   <pic:nvPicPr>
-                    <pic:cNvPr id="0" name="Picture 21"/>
-                    <pic:cNvPicPr>
-                      <a:picLocks noChangeAspect="1" noChangeArrowheads="1"/>
-                    </pic:cNvPicPr>
+                    <pic:cNvPr id="1875726648" name=""/>
+                    <pic:cNvPicPr/>
                   </pic:nvPicPr>
                   <pic:blipFill>
-                    <a:blip r:embed="rId9">
-                      <a:extLst>
-                        <a:ext uri="{28A0092B-C50C-407E-A947-70E740481C1C}">
-                          <a14:useLocalDpi xmlns:a14="http://schemas.microsoft.com/office/drawing/2010/main" val="0"/>
-                        </a:ext>
-                      </a:extLst>
-                    </a:blip>
-                    <a:srcRect/>
+                    <a:blip r:embed="rId9"/>
                     <a:stretch>
                       <a:fillRect/>
                     </a:stretch>
                   </pic:blipFill>
-                  <pic:spPr bwMode="auto">
+                  <pic:spPr>
                     <a:xfrm>
                       <a:off x="0" y="0"/>
-                      <a:ext cx="5995459" cy="4479252"/>
+                      <a:ext cx="6575194" cy="3544704"/>
                     </a:xfrm>
                     <a:prstGeom prst="rect">
                       <a:avLst/>
                     </a:prstGeom>
-                    <a:noFill/>
-                    <a:ln>
-                      <a:noFill/>
-                    </a:ln>
                   </pic:spPr>
                 </pic:pic>
               </a:graphicData>
@@ -5493,15 +5187,14 @@
       </w:pPr>
       <w:r>
         <w:rPr>
-          <w:rFonts w:asciiTheme="minorHAnsi" w:hAnsiTheme="minorHAnsi"/>
           <w:noProof/>
         </w:rPr>
         <w:lastRenderedPageBreak/>
         <w:drawing>
-          <wp:inline distT="0" distB="0" distL="0" distR="0" wp14:anchorId="20BBA5E5" wp14:editId="22E985DC">
-            <wp:extent cx="2066925" cy="4241503"/>
-            <wp:effectExtent l="0" t="0" r="0" b="6985"/>
-            <wp:docPr id="443372897" name="Picture 1"/>
+          <wp:inline distT="0" distB="0" distL="0" distR="0" wp14:anchorId="7D5E6A42" wp14:editId="2DA06EBA">
+            <wp:extent cx="5279366" cy="7576108"/>
+            <wp:effectExtent l="0" t="0" r="0" b="6350"/>
+            <wp:docPr id="1052585502" name="Picture 1"/>
             <wp:cNvGraphicFramePr>
               <a:graphicFrameLocks xmlns:a="http://schemas.openxmlformats.org/drawingml/2006/main" noChangeAspect="1"/>
             </wp:cNvGraphicFramePr>
@@ -5509,36 +5202,23 @@
               <a:graphicData uri="http://schemas.openxmlformats.org/drawingml/2006/picture">
                 <pic:pic xmlns:pic="http://schemas.openxmlformats.org/drawingml/2006/picture">
                   <pic:nvPicPr>
-                    <pic:cNvPr id="0" name="Picture 19"/>
-                    <pic:cNvPicPr>
-                      <a:picLocks noChangeAspect="1" noChangeArrowheads="1"/>
-                    </pic:cNvPicPr>
+                    <pic:cNvPr id="1052585502" name=""/>
+                    <pic:cNvPicPr/>
                   </pic:nvPicPr>
                   <pic:blipFill>
-                    <a:blip r:embed="rId10">
-                      <a:extLst>
-                        <a:ext uri="{28A0092B-C50C-407E-A947-70E740481C1C}">
-                          <a14:useLocalDpi xmlns:a14="http://schemas.microsoft.com/office/drawing/2010/main" val="0"/>
-                        </a:ext>
-                      </a:extLst>
-                    </a:blip>
-                    <a:srcRect/>
+                    <a:blip r:embed="rId10"/>
                     <a:stretch>
                       <a:fillRect/>
                     </a:stretch>
                   </pic:blipFill>
-                  <pic:spPr bwMode="auto">
+                  <pic:spPr>
                     <a:xfrm>
                       <a:off x="0" y="0"/>
-                      <a:ext cx="2072690" cy="4253333"/>
+                      <a:ext cx="5298838" cy="7604051"/>
                     </a:xfrm>
                     <a:prstGeom prst="rect">
                       <a:avLst/>
                     </a:prstGeom>
-                    <a:noFill/>
-                    <a:ln>
-                      <a:noFill/>
-                    </a:ln>
                   </pic:spPr>
                 </pic:pic>
               </a:graphicData>
@@ -5642,13 +5322,14 @@
           <w:szCs w:val="28"/>
         </w:rPr>
       </w:pPr>
-      <w:bookmarkStart w:id="11" w:name="_Toc226569514"/>
+      <w:bookmarkStart w:id="11" w:name="_Toc229090690"/>
       <w:r>
         <w:rPr>
           <w:rFonts w:asciiTheme="majorHAnsi" w:hAnsiTheme="majorHAnsi"/>
           <w:sz w:val="28"/>
           <w:szCs w:val="28"/>
         </w:rPr>
+        <w:lastRenderedPageBreak/>
         <w:t>3.3 Design Rationale</w:t>
       </w:r>
       <w:bookmarkEnd w:id="11"/>
@@ -5679,39 +5360,28 @@
       <w:pPr>
         <w:spacing w:after="65"/>
         <w:ind w:left="-5" w:firstLine="725"/>
-        <w:rPr>
-          <w:rFonts w:asciiTheme="minorHAnsi" w:hAnsiTheme="minorHAnsi"/>
-        </w:rPr>
-      </w:pPr>
-      <w:r>
-        <w:rPr>
-          <w:rFonts w:asciiTheme="minorHAnsi" w:hAnsiTheme="minorHAnsi"/>
-        </w:rPr>
-        <w:t xml:space="preserve">The system architecture was selected </w:t>
-      </w:r>
-      <w:r>
-        <w:rPr>
-          <w:rFonts w:asciiTheme="minorHAnsi" w:hAnsiTheme="minorHAnsi"/>
-        </w:rPr>
-        <w:t xml:space="preserve">because it aimed to support a modular design, organize responsibilities, and properly align with the project scope. The chosen architecture is </w:t>
-      </w:r>
-      <w:r>
-        <w:rPr>
-          <w:rFonts w:asciiTheme="minorHAnsi" w:hAnsiTheme="minorHAnsi"/>
-        </w:rPr>
-        <w:t xml:space="preserve">sufficient for the LMS because it supports all the required functional and nonfunctional requirements as well as supporting multiple roles such as patron and staff. A major advantage of the design that was chosen is that </w:t>
-      </w:r>
-      <w:r>
-        <w:rPr>
-          <w:rFonts w:asciiTheme="minorHAnsi" w:hAnsiTheme="minorHAnsi"/>
-        </w:rPr>
-        <w:t xml:space="preserve">it allows for separation of concerns. This means that the separation allows individual process </w:t>
-      </w:r>
-      <w:r>
-        <w:rPr>
-          <w:rFonts w:asciiTheme="minorHAnsi" w:hAnsiTheme="minorHAnsi"/>
-        </w:rPr>
-        <w:t xml:space="preserve">to be debugged and updated easier than if they were all integrated. </w:t>
+        <w:jc w:val="left"/>
+        <w:rPr>
+          <w:rFonts w:asciiTheme="minorHAnsi" w:hAnsiTheme="minorHAnsi"/>
+        </w:rPr>
+      </w:pPr>
+      <w:r>
+        <w:rPr>
+          <w:rFonts w:asciiTheme="minorHAnsi" w:hAnsiTheme="minorHAnsi"/>
+        </w:rPr>
+        <w:t>The system architecture was chosen to support a modular design that organizes responsibilities and aligns with the project scope, and it is sufficient for the LMS because it meets the required functional and non-functional needs while supporting the two primary roles</w:t>
+      </w:r>
+      <w:r>
+        <w:rPr>
+          <w:rFonts w:asciiTheme="minorHAnsi" w:hAnsiTheme="minorHAnsi"/>
+        </w:rPr>
+        <w:t xml:space="preserve">, </w:t>
+      </w:r>
+      <w:r>
+        <w:rPr>
+          <w:rFonts w:asciiTheme="minorHAnsi" w:hAnsiTheme="minorHAnsi"/>
+        </w:rPr>
+        <w:t xml:space="preserve">patron and staff. A principal advantage of this architecture is the clear separation of concerns, which simplifies debugging and updates by isolating processes and responsibilities; this separation also enables team members to work independently, which is especially valuable in an academic setting. </w:t>
       </w:r>
     </w:p>
     <w:p>
@@ -5726,146 +5396,50 @@
         <w:rPr>
           <w:rFonts w:asciiTheme="minorHAnsi" w:hAnsiTheme="minorHAnsi"/>
         </w:rPr>
-        <w:t>Additionally,</w:t>
-      </w:r>
-      <w:r>
-        <w:rPr>
-          <w:rFonts w:asciiTheme="minorHAnsi" w:hAnsiTheme="minorHAnsi"/>
-        </w:rPr>
-        <w:t xml:space="preserve"> this architecture supports team members to work i</w:t>
-      </w:r>
-      <w:r>
-        <w:rPr>
-          <w:rFonts w:asciiTheme="minorHAnsi" w:hAnsiTheme="minorHAnsi"/>
-        </w:rPr>
-        <w:t>ndependently which is important due to the</w:t>
-      </w:r>
-      <w:r>
-        <w:rPr>
-          <w:rFonts w:asciiTheme="minorHAnsi" w:hAnsiTheme="minorHAnsi"/>
-        </w:rPr>
-        <w:t xml:space="preserve"> academic context of this project. This architecture however does introduce some tradeoffs such as more communication between components and slightly more complexity. </w:t>
-      </w:r>
-      <w:r>
-        <w:rPr>
-          <w:rFonts w:asciiTheme="minorHAnsi" w:hAnsiTheme="minorHAnsi"/>
-        </w:rPr>
-        <w:t xml:space="preserve">For example, the frontend </w:t>
-      </w:r>
-      <w:r>
-        <w:rPr>
-          <w:rFonts w:asciiTheme="minorHAnsi" w:hAnsiTheme="minorHAnsi"/>
-        </w:rPr>
-        <w:t>must go through the backend to directly access the data</w:t>
-      </w:r>
-      <w:r>
-        <w:rPr>
-          <w:rFonts w:asciiTheme="minorHAnsi" w:hAnsiTheme="minorHAnsi"/>
-        </w:rPr>
-        <w:t>. This requires multiple API calls</w:t>
-      </w:r>
-      <w:r>
-        <w:rPr>
-          <w:rFonts w:asciiTheme="minorHAnsi" w:hAnsiTheme="minorHAnsi"/>
-        </w:rPr>
-        <w:t xml:space="preserve"> adding a layer of complexity. The alternative that was considered for this project was the monolithic approach compared to the current </w:t>
-      </w:r>
-      <w:r>
-        <w:rPr>
-          <w:rFonts w:asciiTheme="minorHAnsi" w:hAnsiTheme="minorHAnsi"/>
-        </w:rPr>
-        <w:t xml:space="preserve">modular </w:t>
-      </w:r>
-      <w:r>
-        <w:rPr>
-          <w:rFonts w:asciiTheme="minorHAnsi" w:hAnsiTheme="minorHAnsi"/>
-        </w:rPr>
-        <w:t>3-tiered</w:t>
-      </w:r>
-      <w:r>
-        <w:rPr>
-          <w:rFonts w:asciiTheme="minorHAnsi" w:hAnsiTheme="minorHAnsi"/>
-        </w:rPr>
-        <w:t xml:space="preserve"> client-server architecture. The mono</w:t>
-      </w:r>
-      <w:r>
-        <w:rPr>
-          <w:rFonts w:asciiTheme="minorHAnsi" w:hAnsiTheme="minorHAnsi"/>
-        </w:rPr>
-        <w:t xml:space="preserve">lithic approach is simple to build initially, requires fewer components, and no API is required because </w:t>
-      </w:r>
-      <w:r>
-        <w:rPr>
-          <w:rFonts w:asciiTheme="minorHAnsi" w:hAnsiTheme="minorHAnsi"/>
-        </w:rPr>
-        <w:lastRenderedPageBreak/>
-        <w:t xml:space="preserve">everything is one big system. </w:t>
-      </w:r>
-      <w:r>
-        <w:rPr>
-          <w:rFonts w:asciiTheme="minorHAnsi" w:hAnsiTheme="minorHAnsi"/>
-        </w:rPr>
-        <w:t xml:space="preserve">Ultimately this was not chosen for this project because it is hard to maintain, everything is tightly </w:t>
-      </w:r>
-      <w:r>
-        <w:rPr>
-          <w:rFonts w:asciiTheme="minorHAnsi" w:hAnsiTheme="minorHAnsi"/>
-        </w:rPr>
-        <w:t>connected,</w:t>
-      </w:r>
-      <w:r>
-        <w:rPr>
-          <w:rFonts w:asciiTheme="minorHAnsi" w:hAnsiTheme="minorHAnsi"/>
-        </w:rPr>
-        <w:t xml:space="preserve"> which allows everything to break at once, and most importantly it is hard to </w:t>
+        <w:t>The chosen client</w:t>
+      </w:r>
+      <w:r>
+        <w:rPr>
+          <w:rFonts w:asciiTheme="minorHAnsi" w:hAnsiTheme="minorHAnsi"/>
+        </w:rPr>
+        <w:noBreakHyphen/>
+        <w:t xml:space="preserve">server arrangement does introduce tradeoffs, such as additional inter-component communication and modest extra complexity: the user interface does not access persistent data directly but instead interacts with backend endpoints that enforce business rules and render responses, and some interactions involve extra request/response steps or calls to external services (for discovery and scheduled notifications). </w:t>
       </w:r>
       <w:proofErr w:type="gramStart"/>
       <w:r>
         <w:rPr>
           <w:rFonts w:asciiTheme="minorHAnsi" w:hAnsiTheme="minorHAnsi"/>
         </w:rPr>
-        <w:t>work on</w:t>
+        <w:t>An</w:t>
       </w:r>
       <w:proofErr w:type="gramEnd"/>
       <w:r>
         <w:rPr>
           <w:rFonts w:asciiTheme="minorHAnsi" w:hAnsiTheme="minorHAnsi"/>
         </w:rPr>
-        <w:t xml:space="preserve"> independently. Overall, the current modular client-server architecture that was chosen prov</w:t>
-      </w:r>
-      <w:r>
-        <w:rPr>
-          <w:rFonts w:asciiTheme="minorHAnsi" w:hAnsiTheme="minorHAnsi"/>
-        </w:rPr>
-        <w:t xml:space="preserve">ides the best balance between </w:t>
-      </w:r>
-      <w:r>
-        <w:rPr>
-          <w:rFonts w:asciiTheme="minorHAnsi" w:hAnsiTheme="minorHAnsi"/>
-        </w:rPr>
-        <w:t>simplicity</w:t>
-      </w:r>
-      <w:r>
-        <w:rPr>
-          <w:rFonts w:asciiTheme="minorHAnsi" w:hAnsiTheme="minorHAnsi"/>
-        </w:rPr>
-        <w:t xml:space="preserve"> and structured design </w:t>
-      </w:r>
-      <w:r>
-        <w:rPr>
-          <w:rFonts w:asciiTheme="minorHAnsi" w:hAnsiTheme="minorHAnsi"/>
-        </w:rPr>
-        <w:t>aligning well the scope of the academic based project.</w:t>
-      </w:r>
-    </w:p>
-    <w:p>
-      <w:pPr>
-        <w:spacing w:after="65"/>
-        <w:ind w:left="-5"/>
-        <w:rPr>
-          <w:rFonts w:asciiTheme="minorHAnsi" w:hAnsiTheme="minorHAnsi"/>
-        </w:rPr>
-      </w:pPr>
+        <w:t xml:space="preserve"> alternative considered was a fully monolithic, tightly coupled implementation that would be simpler to build initially and require fewer moving parts, but that approach was rejected because it makes maintenance harder, </w:t>
+      </w:r>
+      <w:proofErr w:type="gramStart"/>
+      <w:r>
+        <w:rPr>
+          <w:rFonts w:asciiTheme="minorHAnsi" w:hAnsiTheme="minorHAnsi"/>
+        </w:rPr>
+        <w:t>couples</w:t>
+      </w:r>
+      <w:proofErr w:type="gramEnd"/>
+      <w:r>
+        <w:rPr>
+          <w:rFonts w:asciiTheme="minorHAnsi" w:hAnsiTheme="minorHAnsi"/>
+        </w:rPr>
+        <w:t xml:space="preserve"> functionality so that changes can have wide-ranging effects, and impedes parallel work by multiple developers. Overall, the modular client</w:t>
+      </w:r>
+      <w:r>
+        <w:rPr>
+          <w:rFonts w:asciiTheme="minorHAnsi" w:hAnsiTheme="minorHAnsi"/>
+        </w:rPr>
+        <w:noBreakHyphen/>
+        <w:t>server approach provides a practical balance between simplicity and structure for this academic project, while enabling role-based protections, transactional safeguards around inventory and loan operations, on-demand fine computation, reservation handling, and integration with external discovery and notification mechanisms.</w:t>
+      </w:r>
     </w:p>
     <w:p>
       <w:pPr>
@@ -5884,7 +5458,7 @@
           <w:szCs w:val="32"/>
         </w:rPr>
       </w:pPr>
-      <w:bookmarkStart w:id="12" w:name="_Toc226569515"/>
+      <w:bookmarkStart w:id="12" w:name="_Toc229090691"/>
       <w:r>
         <w:rPr>
           <w:rFonts w:asciiTheme="majorHAnsi" w:hAnsiTheme="majorHAnsi"/>
@@ -5928,7 +5502,7 @@
           <w:szCs w:val="28"/>
         </w:rPr>
       </w:pPr>
-      <w:bookmarkStart w:id="13" w:name="_Toc226569516"/>
+      <w:bookmarkStart w:id="13" w:name="_Toc229090692"/>
       <w:r>
         <w:rPr>
           <w:rFonts w:asciiTheme="majorHAnsi" w:hAnsiTheme="majorHAnsi"/>
@@ -6273,6 +5847,7 @@
         <w:rPr>
           <w:rFonts w:asciiTheme="minorHAnsi" w:eastAsiaTheme="minorEastAsia" w:hAnsiTheme="minorHAnsi" w:cstheme="minorBidi"/>
         </w:rPr>
+        <w:lastRenderedPageBreak/>
         <w:t xml:space="preserve">Attributes: </w:t>
       </w:r>
       <w:proofErr w:type="spellStart"/>
@@ -6738,14 +6313,13 @@
           <w:szCs w:val="28"/>
         </w:rPr>
       </w:pPr>
-      <w:bookmarkStart w:id="14" w:name="_Toc226569517"/>
+      <w:bookmarkStart w:id="14" w:name="_Toc229090693"/>
       <w:r>
         <w:rPr>
           <w:rFonts w:asciiTheme="majorHAnsi" w:hAnsiTheme="majorHAnsi"/>
           <w:sz w:val="28"/>
           <w:szCs w:val="28"/>
         </w:rPr>
-        <w:lastRenderedPageBreak/>
         <w:t>4.2 Data Dictionary</w:t>
       </w:r>
       <w:bookmarkEnd w:id="14"/>
@@ -8213,6 +7787,7 @@
               <w:rPr>
                 <w:rFonts w:asciiTheme="minorHAnsi" w:eastAsiaTheme="minorEastAsia" w:hAnsiTheme="minorHAnsi" w:cstheme="minorBidi"/>
               </w:rPr>
+              <w:lastRenderedPageBreak/>
               <w:t>Reservation</w:t>
             </w:r>
           </w:p>
@@ -9235,7 +8810,6 @@
           <w:sz w:val="32"/>
           <w:szCs w:val="32"/>
         </w:rPr>
-        <w:lastRenderedPageBreak/>
         <w:t xml:space="preserve"> </w:t>
       </w:r>
     </w:p>
@@ -9249,7 +8823,7 @@
           <w:szCs w:val="28"/>
         </w:rPr>
       </w:pPr>
-      <w:bookmarkStart w:id="15" w:name="_Toc226569518"/>
+      <w:bookmarkStart w:id="15" w:name="_Toc229090694"/>
       <w:r>
         <w:rPr>
           <w:rFonts w:asciiTheme="majorHAnsi" w:hAnsiTheme="majorHAnsi"/>
@@ -9483,7 +9057,7 @@
           <w:szCs w:val="28"/>
         </w:rPr>
       </w:pPr>
-      <w:bookmarkStart w:id="16" w:name="_Toc226569519"/>
+      <w:bookmarkStart w:id="16" w:name="_Toc229090695"/>
       <w:r>
         <w:rPr>
           <w:rFonts w:asciiTheme="majorHAnsi" w:hAnsiTheme="majorHAnsi"/>
@@ -9650,13 +9224,14 @@
           <w:szCs w:val="32"/>
         </w:rPr>
       </w:pPr>
-      <w:bookmarkStart w:id="17" w:name="_Toc226569520"/>
+      <w:bookmarkStart w:id="17" w:name="_Toc229090696"/>
       <w:r>
         <w:rPr>
           <w:rFonts w:asciiTheme="majorHAnsi" w:hAnsiTheme="majorHAnsi"/>
           <w:sz w:val="32"/>
           <w:szCs w:val="32"/>
         </w:rPr>
+        <w:lastRenderedPageBreak/>
         <w:t>5. COMPONENT DESIGN</w:t>
       </w:r>
       <w:bookmarkEnd w:id="17"/>
@@ -9673,7 +9248,7 @@
       <w:pPr>
         <w:pStyle w:val="Heading2"/>
       </w:pPr>
-      <w:bookmarkStart w:id="18" w:name="_Toc226569521"/>
+      <w:bookmarkStart w:id="18" w:name="_Toc229090697"/>
       <w:r>
         <w:t>5.1 Authentication C</w:t>
       </w:r>
@@ -9913,7 +9488,6 @@
         <w:rPr>
           <w:rFonts w:ascii="Courier New" w:hAnsi="Courier New" w:cs="Courier New"/>
         </w:rPr>
-        <w:lastRenderedPageBreak/>
         <w:tab/>
       </w:r>
       <w:r>
@@ -10107,7 +9681,7 @@
       <w:pPr>
         <w:pStyle w:val="Heading2"/>
       </w:pPr>
-      <w:bookmarkStart w:id="19" w:name="_Toc226569522"/>
+      <w:bookmarkStart w:id="19" w:name="_Toc229090698"/>
       <w:r>
         <w:t>5.2 User Management Component</w:t>
       </w:r>
@@ -10516,6 +10090,7 @@
         <w:rPr>
           <w:rFonts w:ascii="Courier New" w:hAnsi="Courier New" w:cs="Courier New"/>
         </w:rPr>
+        <w:lastRenderedPageBreak/>
         <w:t>ELSE</w:t>
       </w:r>
       <w:r>
@@ -10557,7 +10132,7 @@
       <w:pPr>
         <w:pStyle w:val="Heading2"/>
       </w:pPr>
-      <w:bookmarkStart w:id="20" w:name="_Toc226569523"/>
+      <w:bookmarkStart w:id="20" w:name="_Toc229090699"/>
       <w:r>
         <w:t>5.3 Book Management Component</w:t>
       </w:r>
@@ -10668,7 +10243,6 @@
         <w:rPr>
           <w:rFonts w:ascii="Courier New" w:eastAsia="Courier New" w:hAnsi="Courier New" w:cs="Courier New"/>
         </w:rPr>
-        <w:lastRenderedPageBreak/>
         <w:t xml:space="preserve">    Query database by title/author/ISBN</w:t>
       </w:r>
       <w:r>
@@ -10708,7 +10282,7 @@
       <w:pPr>
         <w:pStyle w:val="Heading2"/>
       </w:pPr>
-      <w:bookmarkStart w:id="21" w:name="_Toc226569524"/>
+      <w:bookmarkStart w:id="21" w:name="_Toc229090700"/>
       <w:r>
         <w:t>5.4 Circulation Component</w:t>
       </w:r>
@@ -11049,6 +10623,7 @@
         <w:rPr>
           <w:rFonts w:ascii="Courier New" w:eastAsia="Courier New" w:hAnsi="Courier New" w:cs="Courier New"/>
         </w:rPr>
+        <w:lastRenderedPageBreak/>
         <w:t xml:space="preserve">    Update book status to "Available"</w:t>
       </w:r>
       <w:r>
@@ -11072,7 +10647,7 @@
       <w:pPr>
         <w:pStyle w:val="Heading2"/>
       </w:pPr>
-      <w:bookmarkStart w:id="22" w:name="_Toc226569525"/>
+      <w:bookmarkStart w:id="22" w:name="_Toc229090701"/>
       <w:r>
         <w:t>5.5 Reservation Component</w:t>
       </w:r>
@@ -11185,7 +10760,6 @@
         <w:rPr>
           <w:rFonts w:ascii="Courier New" w:eastAsia="Courier New" w:hAnsi="Courier New" w:cs="Courier New"/>
         </w:rPr>
-        <w:lastRenderedPageBreak/>
         <w:t>IF unavailable &amp; reserved THEN</w:t>
       </w:r>
       <w:r>
@@ -11327,7 +10901,7 @@
           <w:szCs w:val="32"/>
         </w:rPr>
       </w:pPr>
-      <w:bookmarkStart w:id="23" w:name="_Toc226569526"/>
+      <w:bookmarkStart w:id="23" w:name="_Toc229090702"/>
       <w:r>
         <w:rPr>
           <w:rFonts w:asciiTheme="majorHAnsi" w:hAnsiTheme="majorHAnsi"/>
@@ -11370,7 +10944,7 @@
           <w:szCs w:val="28"/>
         </w:rPr>
       </w:pPr>
-      <w:bookmarkStart w:id="24" w:name="_Toc226569527"/>
+      <w:bookmarkStart w:id="24" w:name="_Toc229090703"/>
       <w:r>
         <w:rPr>
           <w:rFonts w:asciiTheme="majorHAnsi" w:hAnsiTheme="majorHAnsi"/>
@@ -11493,6 +11067,7 @@
           <w:b/>
           <w:bCs/>
         </w:rPr>
+        <w:lastRenderedPageBreak/>
         <w:t>My Account Dashboard:</w:t>
       </w:r>
       <w:r>
@@ -11618,7 +11193,6 @@
           <w:b/>
           <w:bCs/>
         </w:rPr>
-        <w:lastRenderedPageBreak/>
         <w:t>Inventory Management:</w:t>
       </w:r>
       <w:r>
@@ -11835,13 +11409,14 @@
           <w:szCs w:val="28"/>
         </w:rPr>
       </w:pPr>
-      <w:bookmarkStart w:id="25" w:name="_Toc226569528"/>
+      <w:bookmarkStart w:id="25" w:name="_Toc229090704"/>
       <w:r>
         <w:rPr>
           <w:rFonts w:asciiTheme="majorHAnsi" w:hAnsiTheme="majorHAnsi"/>
           <w:sz w:val="28"/>
           <w:szCs w:val="28"/>
         </w:rPr>
+        <w:lastRenderedPageBreak/>
         <w:t>6.2 Screen Images</w:t>
       </w:r>
       <w:bookmarkEnd w:id="25"/>
@@ -12007,7 +11582,6 @@
           <w:bCs/>
           <w:noProof/>
         </w:rPr>
-        <w:lastRenderedPageBreak/>
         <w:drawing>
           <wp:inline distT="0" distB="0" distL="0" distR="0" wp14:anchorId="4A41794C" wp14:editId="2B64C340">
             <wp:extent cx="5224218" cy="2736166"/>
@@ -12139,6 +11713,7 @@
           <w:bCs/>
           <w:noProof/>
         </w:rPr>
+        <w:lastRenderedPageBreak/>
         <w:drawing>
           <wp:inline distT="0" distB="0" distL="0" distR="0" wp14:anchorId="013345D2" wp14:editId="20FCB405">
             <wp:extent cx="5145597" cy="2708030"/>
@@ -12205,7 +11780,7 @@
       <w:pPr>
         <w:pStyle w:val="Heading2"/>
       </w:pPr>
-      <w:bookmarkStart w:id="26" w:name="_Toc226569529"/>
+      <w:bookmarkStart w:id="26" w:name="_Toc229090705"/>
       <w:r>
         <w:t>6.3 Screen Objects and Actions</w:t>
       </w:r>
@@ -12348,7 +11923,6 @@
           <w:b/>
           <w:bCs/>
         </w:rPr>
-        <w:lastRenderedPageBreak/>
         <w:t>Action</w:t>
       </w:r>
       <w:r>
@@ -12418,7 +11992,13 @@
         <w:t>Action</w:t>
       </w:r>
       <w:r>
-        <w:t>: General navigation through a responsive Web UI (HTML/CSS/JS).</w:t>
+        <w:t xml:space="preserve">: </w:t>
+      </w:r>
+      <w:r>
+        <w:t>G</w:t>
+      </w:r>
+      <w:r>
+        <w:t>eneral navigation and form-driven interactions (search, reserve, cancel reservation, etc.).</w:t>
       </w:r>
     </w:p>
     <w:p>
@@ -12438,7 +12018,22 @@
         <w:t>System Response</w:t>
       </w:r>
       <w:r>
-        <w:t>: Communicates with the back end via RESTful APIs to show real-time item availability and manage personal accounts.</w:t>
+        <w:t xml:space="preserve">: </w:t>
+      </w:r>
+      <w:r>
+        <w:t>interactions are handled as standard HTTP requests and form POSTs processed server-side (not as an internal RESTful JSON API). Each action triggers server-side validation and business-rule checks (role enforcement, availability, unpaid fines), uses transactions/locks for concurrency</w:t>
+      </w:r>
+      <w:r>
+        <w:noBreakHyphen/>
+        <w:t>sensitive updates when needed, and returns rendered pages or redirects with context</w:t>
+      </w:r>
+      <w:r>
+        <w:noBreakHyphen/>
+        <w:t>aware success, warning, or error messages. External REST calls are used only to retrieve third</w:t>
+      </w:r>
+      <w:r>
+        <w:noBreakHyphen/>
+        <w:t>party book data for discovery.</w:t>
       </w:r>
     </w:p>
     <w:p>
@@ -12456,6 +12051,7 @@
           <w:b/>
           <w:bCs/>
         </w:rPr>
+        <w:lastRenderedPageBreak/>
         <w:t>Staff-Facing Screen Objects</w:t>
       </w:r>
     </w:p>
@@ -12864,14 +12460,13 @@
           <w:szCs w:val="32"/>
         </w:rPr>
       </w:pPr>
-      <w:bookmarkStart w:id="27" w:name="_Toc226569530"/>
+      <w:bookmarkStart w:id="27" w:name="_Toc229090706"/>
       <w:r>
         <w:rPr>
           <w:rFonts w:asciiTheme="majorHAnsi" w:hAnsiTheme="majorHAnsi"/>
           <w:sz w:val="32"/>
           <w:szCs w:val="32"/>
         </w:rPr>
-        <w:lastRenderedPageBreak/>
         <w:t xml:space="preserve">7. </w:t>
       </w:r>
       <w:proofErr w:type="gramStart"/>
@@ -13174,6 +12769,7 @@
                 <w:b/>
                 <w:bCs/>
               </w:rPr>
+              <w:lastRenderedPageBreak/>
               <w:t>FR-47</w:t>
             </w:r>
           </w:p>
